--- a/data/outputs/v2/Core_Mathematics/SS1.3_Quadratic_Expressions_and_Equations/Core_Mathematics_Quadratic_Expressions_and_Equations_SummaryTable.docx
+++ b/data/outputs/v2/Core_Mathematics/SS1.3_Quadratic_Expressions_and_Equations/Core_Mathematics_Quadratic_Expressions_and_Equations_SummaryTable.docx
@@ -38,6 +38,177 @@
           <w:szCs w:val="22"/>
         </w:rPr>
         <w:t xml:space="preserve">Sub-Strand 1.3: Quadratic Expressions and Equations — Teacher Reference (Pre-filled)</w:t>
+      </w:r>
+    </w:p>
+    <w:p>
+      <w:pPr>
+        <w:spacing w:after="80" w:before="120"/>
+      </w:pPr>
+      <w:r>
+        <w:rPr>
+          <w:rFonts w:ascii="Arial" w:cs="Arial" w:eastAsia="Arial" w:hAnsi="Arial"/>
+          <w:b/>
+          <w:bCs/>
+          <w:color w:val="1F3864"/>
+          <w:sz w:val="20"/>
+          <w:szCs w:val="20"/>
+        </w:rPr>
+        <w:t xml:space="preserve">ATTRIBUTION AND LICENSING</w:t>
+      </w:r>
+    </w:p>
+    <w:p>
+      <w:pPr>
+        <w:spacing w:after="60" w:before="0"/>
+      </w:pPr>
+      <w:r>
+        <w:rPr>
+          <w:rFonts w:ascii="Arial" w:cs="Arial" w:eastAsia="Arial" w:hAnsi="Arial"/>
+          <w:b/>
+          <w:bCs/>
+          <w:sz w:val="17"/>
+          <w:szCs w:val="17"/>
+        </w:rPr>
+        <w:t xml:space="preserve">Curriculum Alignment: </w:t>
+      </w:r>
+      <w:r>
+        <w:rPr>
+          <w:rFonts w:ascii="Arial" w:cs="Arial" w:eastAsia="Arial" w:hAnsi="Arial"/>
+          <w:sz w:val="17"/>
+          <w:szCs w:val="17"/>
+        </w:rPr>
+        <w:t xml:space="preserve">Structured in pedagogical alignment with the competence-based curriculum format and learning outcomes established by the Kenya Institute of Curriculum Development (KICD). This material is independently developed and is not officially endorsed or published by KICD.</w:t>
+      </w:r>
+    </w:p>
+    <w:p>
+      <w:pPr>
+        <w:spacing w:after="60" w:before="0"/>
+      </w:pPr>
+      <w:r>
+        <w:rPr>
+          <w:rFonts w:ascii="Arial" w:cs="Arial" w:eastAsia="Arial" w:hAnsi="Arial"/>
+          <w:b/>
+          <w:bCs/>
+          <w:sz w:val="17"/>
+          <w:szCs w:val="17"/>
+        </w:rPr>
+        <w:t xml:space="preserve">Content &amp; Pedagogy: </w:t>
+      </w:r>
+      <w:r>
+        <w:rPr>
+          <w:rFonts w:ascii="Arial" w:cs="Arial" w:eastAsia="Arial" w:hAnsi="Arial"/>
+          <w:sz w:val="17"/>
+          <w:szCs w:val="17"/>
+        </w:rPr>
+        <w:t xml:space="preserve">Developed and adapted by the educator team at SeaVuria (registered 501(c)(3) in the United States and registered NGO in Kenya, No. 872-850A-BF11), who designed the pedagogical framework, lesson templates and exemplar lessons on which this material is based.</w:t>
+      </w:r>
+    </w:p>
+    <w:p>
+      <w:pPr>
+        <w:spacing w:after="60" w:before="0"/>
+      </w:pPr>
+      <w:r>
+        <w:rPr>
+          <w:rFonts w:ascii="Arial" w:cs="Arial" w:eastAsia="Arial" w:hAnsi="Arial"/>
+          <w:b/>
+          <w:bCs/>
+          <w:sz w:val="17"/>
+          <w:szCs w:val="17"/>
+        </w:rPr>
+        <w:t xml:space="preserve">Production &amp; Layout: </w:t>
+      </w:r>
+      <w:r>
+        <w:rPr>
+          <w:rFonts w:ascii="Arial" w:cs="Arial" w:eastAsia="Arial" w:hAnsi="Arial"/>
+          <w:sz w:val="17"/>
+          <w:szCs w:val="17"/>
+        </w:rPr>
+        <w:t xml:space="preserve">Educational design and curriculum sequencing by SeaVuria. Technical layout, structural formatting, and digital optimization/implementation executed in partnership with ARES Education (registered 501(c)(3) in the United States and Canada (as Afretech Aid) and registered NGO in Kenya), with lesson drafting and compilation assisted by AI (Claude, Anthropic).</w:t>
+      </w:r>
+    </w:p>
+    <w:p>
+      <w:pPr>
+        <w:pBdr>
+          <w:bottom w:val="single" w:color="1F3864" w:sz="6" w:space="6"/>
+        </w:pBdr>
+        <w:spacing w:after="60" w:before="0"/>
+      </w:pPr>
+      <w:r>
+        <w:rPr>
+          <w:rFonts w:ascii="Arial" w:cs="Arial" w:eastAsia="Arial" w:hAnsi="Arial"/>
+          <w:b/>
+          <w:bCs/>
+          <w:sz w:val="17"/>
+          <w:szCs w:val="17"/>
+        </w:rPr>
+        <w:t xml:space="preserve">Licensing &amp; Copyright: </w:t>
+      </w:r>
+      <w:r>
+        <w:rPr>
+          <w:rFonts w:ascii="Arial" w:cs="Arial" w:eastAsia="Arial" w:hAnsi="Arial"/>
+          <w:sz w:val="17"/>
+          <w:szCs w:val="17"/>
+        </w:rPr>
+        <w:t xml:space="preserve">© 2026 SeaVuria and ARES. This work is licensed under a </w:t>
+      </w:r>
+      <w:hyperlink w:history="1" r:id="rIdehvxoviqjecligyl1gm13">
+        <w:r>
+          <w:rPr>
+            <w:rFonts w:ascii="Arial" w:cs="Arial" w:eastAsia="Arial" w:hAnsi="Arial"/>
+            <w:color w:val="1F6B75"/>
+            <w:sz w:val="17"/>
+            <w:szCs w:val="17"/>
+            <w:u w:val="single" w:color="1F6B75"/>
+          </w:rPr>
+          <w:t xml:space="preserve">Creative Commons Attribution-NonCommercial 4.0 International License</w:t>
+        </w:r>
+      </w:hyperlink>
+      <w:r>
+        <w:rPr>
+          <w:rFonts w:ascii="Arial" w:cs="Arial" w:eastAsia="Arial" w:hAnsi="Arial"/>
+          <w:sz w:val="17"/>
+          <w:szCs w:val="17"/>
+        </w:rPr>
+        <w:t xml:space="preserve"> (</w:t>
+      </w:r>
+      <w:hyperlink w:history="1" r:id="rId20moebrhehrdzgfatygtw">
+        <w:r>
+          <w:rPr>
+            <w:rFonts w:ascii="Arial" w:cs="Arial" w:eastAsia="Arial" w:hAnsi="Arial"/>
+            <w:color w:val="1F6B75"/>
+            <w:sz w:val="17"/>
+            <w:szCs w:val="17"/>
+            <w:u w:val="single" w:color="1F6B75"/>
+          </w:rPr>
+          <w:t xml:space="preserve">CC BY-NC 4.0</w:t>
+        </w:r>
+      </w:hyperlink>
+      <w:r>
+        <w:rPr>
+          <w:rFonts w:ascii="Arial" w:cs="Arial" w:eastAsia="Arial" w:hAnsi="Arial"/>
+          <w:sz w:val="17"/>
+          <w:szCs w:val="17"/>
+        </w:rPr>
+        <w:t xml:space="preserve">). To view a copy of this license, visit </w:t>
+      </w:r>
+      <w:hyperlink w:history="1" r:id="rIdokcnyt_59nkgzpef0szmr">
+        <w:r>
+          <w:rPr>
+            <w:rFonts w:ascii="Arial" w:cs="Arial" w:eastAsia="Arial" w:hAnsi="Arial"/>
+            <w:color w:val="1F6B75"/>
+            <w:sz w:val="17"/>
+            <w:szCs w:val="17"/>
+            <w:u w:val="single" w:color="1F6B75"/>
+          </w:rPr>
+          <w:t xml:space="preserve">https://creativecommons.org/licenses/by-nc/4.0/</w:t>
+        </w:r>
+      </w:hyperlink>
+      <w:r>
+        <w:rPr>
+          <w:rFonts w:ascii="Arial" w:cs="Arial" w:eastAsia="Arial" w:hAnsi="Arial"/>
+          <w:sz w:val="17"/>
+          <w:szCs w:val="17"/>
+        </w:rPr>
+        <w:t xml:space="preserve">. You are free to copy, redistribute, and adapt this material in any medium or format, provided appropriate credit is given and the material is not used for commercial purposes. KICD learning outcomes and curriculum designations reproduced here for alignment purposes remain the property of KICD and are not covered by this license. Linked external resources (e.g. CK-12, Khan Academy, PhET) are subject to their own licenses.</w:t>
       </w:r>
     </w:p>
     <w:p>

--- a/data/outputs/v2/Core_Mathematics/SS1.3_Quadratic_Expressions_and_Equations/Core_Mathematics_Quadratic_Expressions_and_Equations_SummaryTable.docx
+++ b/data/outputs/v2/Core_Mathematics/SS1.3_Quadratic_Expressions_and_Equations/Core_Mathematics_Quadratic_Expressions_and_Equations_SummaryTable.docx
@@ -38,177 +38,6 @@
           <w:szCs w:val="22"/>
         </w:rPr>
         <w:t xml:space="preserve">Sub-Strand 1.3: Quadratic Expressions and Equations — Teacher Reference (Pre-filled)</w:t>
-      </w:r>
-    </w:p>
-    <w:p>
-      <w:pPr>
-        <w:spacing w:after="80" w:before="120"/>
-      </w:pPr>
-      <w:r>
-        <w:rPr>
-          <w:rFonts w:ascii="Arial" w:cs="Arial" w:eastAsia="Arial" w:hAnsi="Arial"/>
-          <w:b/>
-          <w:bCs/>
-          <w:color w:val="1F3864"/>
-          <w:sz w:val="20"/>
-          <w:szCs w:val="20"/>
-        </w:rPr>
-        <w:t xml:space="preserve">ATTRIBUTION AND LICENSING</w:t>
-      </w:r>
-    </w:p>
-    <w:p>
-      <w:pPr>
-        <w:spacing w:after="60" w:before="0"/>
-      </w:pPr>
-      <w:r>
-        <w:rPr>
-          <w:rFonts w:ascii="Arial" w:cs="Arial" w:eastAsia="Arial" w:hAnsi="Arial"/>
-          <w:b/>
-          <w:bCs/>
-          <w:sz w:val="17"/>
-          <w:szCs w:val="17"/>
-        </w:rPr>
-        <w:t xml:space="preserve">Curriculum Alignment: </w:t>
-      </w:r>
-      <w:r>
-        <w:rPr>
-          <w:rFonts w:ascii="Arial" w:cs="Arial" w:eastAsia="Arial" w:hAnsi="Arial"/>
-          <w:sz w:val="17"/>
-          <w:szCs w:val="17"/>
-        </w:rPr>
-        <w:t xml:space="preserve">Structured in pedagogical alignment with the competence-based curriculum format and learning outcomes established by the Kenya Institute of Curriculum Development (KICD). This material is independently developed and is not officially endorsed or published by KICD.</w:t>
-      </w:r>
-    </w:p>
-    <w:p>
-      <w:pPr>
-        <w:spacing w:after="60" w:before="0"/>
-      </w:pPr>
-      <w:r>
-        <w:rPr>
-          <w:rFonts w:ascii="Arial" w:cs="Arial" w:eastAsia="Arial" w:hAnsi="Arial"/>
-          <w:b/>
-          <w:bCs/>
-          <w:sz w:val="17"/>
-          <w:szCs w:val="17"/>
-        </w:rPr>
-        <w:t xml:space="preserve">Content &amp; Pedagogy: </w:t>
-      </w:r>
-      <w:r>
-        <w:rPr>
-          <w:rFonts w:ascii="Arial" w:cs="Arial" w:eastAsia="Arial" w:hAnsi="Arial"/>
-          <w:sz w:val="17"/>
-          <w:szCs w:val="17"/>
-        </w:rPr>
-        <w:t xml:space="preserve">Developed and adapted by the educator team at SeaVuria (registered 501(c)(3) in the United States and registered NGO in Kenya, No. 872-850A-BF11), who designed the pedagogical framework, lesson templates and exemplar lessons on which this material is based.</w:t>
-      </w:r>
-    </w:p>
-    <w:p>
-      <w:pPr>
-        <w:spacing w:after="60" w:before="0"/>
-      </w:pPr>
-      <w:r>
-        <w:rPr>
-          <w:rFonts w:ascii="Arial" w:cs="Arial" w:eastAsia="Arial" w:hAnsi="Arial"/>
-          <w:b/>
-          <w:bCs/>
-          <w:sz w:val="17"/>
-          <w:szCs w:val="17"/>
-        </w:rPr>
-        <w:t xml:space="preserve">Production &amp; Layout: </w:t>
-      </w:r>
-      <w:r>
-        <w:rPr>
-          <w:rFonts w:ascii="Arial" w:cs="Arial" w:eastAsia="Arial" w:hAnsi="Arial"/>
-          <w:sz w:val="17"/>
-          <w:szCs w:val="17"/>
-        </w:rPr>
-        <w:t xml:space="preserve">Educational design and curriculum sequencing by SeaVuria. Technical layout, structural formatting, and digital optimization/implementation executed in partnership with ARES Education (registered 501(c)(3) in the United States and Canada (as Afretech Aid) and registered NGO in Kenya), with lesson drafting and compilation assisted by AI (Claude, Anthropic).</w:t>
-      </w:r>
-    </w:p>
-    <w:p>
-      <w:pPr>
-        <w:pBdr>
-          <w:bottom w:val="single" w:color="1F3864" w:sz="6" w:space="6"/>
-        </w:pBdr>
-        <w:spacing w:after="60" w:before="0"/>
-      </w:pPr>
-      <w:r>
-        <w:rPr>
-          <w:rFonts w:ascii="Arial" w:cs="Arial" w:eastAsia="Arial" w:hAnsi="Arial"/>
-          <w:b/>
-          <w:bCs/>
-          <w:sz w:val="17"/>
-          <w:szCs w:val="17"/>
-        </w:rPr>
-        <w:t xml:space="preserve">Licensing &amp; Copyright: </w:t>
-      </w:r>
-      <w:r>
-        <w:rPr>
-          <w:rFonts w:ascii="Arial" w:cs="Arial" w:eastAsia="Arial" w:hAnsi="Arial"/>
-          <w:sz w:val="17"/>
-          <w:szCs w:val="17"/>
-        </w:rPr>
-        <w:t xml:space="preserve">© 2026 SeaVuria and ARES. This work is licensed under a </w:t>
-      </w:r>
-      <w:hyperlink w:history="1" r:id="rIdehvxoviqjecligyl1gm13">
-        <w:r>
-          <w:rPr>
-            <w:rFonts w:ascii="Arial" w:cs="Arial" w:eastAsia="Arial" w:hAnsi="Arial"/>
-            <w:color w:val="1F6B75"/>
-            <w:sz w:val="17"/>
-            <w:szCs w:val="17"/>
-            <w:u w:val="single" w:color="1F6B75"/>
-          </w:rPr>
-          <w:t xml:space="preserve">Creative Commons Attribution-NonCommercial 4.0 International License</w:t>
-        </w:r>
-      </w:hyperlink>
-      <w:r>
-        <w:rPr>
-          <w:rFonts w:ascii="Arial" w:cs="Arial" w:eastAsia="Arial" w:hAnsi="Arial"/>
-          <w:sz w:val="17"/>
-          <w:szCs w:val="17"/>
-        </w:rPr>
-        <w:t xml:space="preserve"> (</w:t>
-      </w:r>
-      <w:hyperlink w:history="1" r:id="rId20moebrhehrdzgfatygtw">
-        <w:r>
-          <w:rPr>
-            <w:rFonts w:ascii="Arial" w:cs="Arial" w:eastAsia="Arial" w:hAnsi="Arial"/>
-            <w:color w:val="1F6B75"/>
-            <w:sz w:val="17"/>
-            <w:szCs w:val="17"/>
-            <w:u w:val="single" w:color="1F6B75"/>
-          </w:rPr>
-          <w:t xml:space="preserve">CC BY-NC 4.0</w:t>
-        </w:r>
-      </w:hyperlink>
-      <w:r>
-        <w:rPr>
-          <w:rFonts w:ascii="Arial" w:cs="Arial" w:eastAsia="Arial" w:hAnsi="Arial"/>
-          <w:sz w:val="17"/>
-          <w:szCs w:val="17"/>
-        </w:rPr>
-        <w:t xml:space="preserve">). To view a copy of this license, visit </w:t>
-      </w:r>
-      <w:hyperlink w:history="1" r:id="rIdokcnyt_59nkgzpef0szmr">
-        <w:r>
-          <w:rPr>
-            <w:rFonts w:ascii="Arial" w:cs="Arial" w:eastAsia="Arial" w:hAnsi="Arial"/>
-            <w:color w:val="1F6B75"/>
-            <w:sz w:val="17"/>
-            <w:szCs w:val="17"/>
-            <w:u w:val="single" w:color="1F6B75"/>
-          </w:rPr>
-          <w:t xml:space="preserve">https://creativecommons.org/licenses/by-nc/4.0/</w:t>
-        </w:r>
-      </w:hyperlink>
-      <w:r>
-        <w:rPr>
-          <w:rFonts w:ascii="Arial" w:cs="Arial" w:eastAsia="Arial" w:hAnsi="Arial"/>
-          <w:sz w:val="17"/>
-          <w:szCs w:val="17"/>
-        </w:rPr>
-        <w:t xml:space="preserve">. You are free to copy, redistribute, and adapt this material in any medium or format, provided appropriate credit is given and the material is not used for commercial purposes. KICD learning outcomes and curriculum designations reproduced here for alignment purposes remain the property of KICD and are not covered by this license. Linked external resources (e.g. CK-12, Khan Academy, PhET) are subject to their own licenses.</w:t>
       </w:r>
     </w:p>
     <w:p>
@@ -1848,6 +1677,185 @@
         </w:tc>
       </w:tr>
     </w:tbl>
+    <w:p>
+      <w:pPr>
+        <w:spacing w:after="120"/>
+      </w:pPr>
+      <w:r>
+        <w:t xml:space="preserve"/>
+      </w:r>
+    </w:p>
+    <w:p>
+      <w:pPr>
+        <w:spacing w:after="80" w:before="120"/>
+      </w:pPr>
+      <w:r>
+        <w:rPr>
+          <w:rFonts w:ascii="Arial" w:cs="Arial" w:eastAsia="Arial" w:hAnsi="Arial"/>
+          <w:b/>
+          <w:bCs/>
+          <w:color w:val="1F3864"/>
+          <w:sz w:val="20"/>
+          <w:szCs w:val="20"/>
+        </w:rPr>
+        <w:t xml:space="preserve">ATTRIBUTION AND LICENSING</w:t>
+      </w:r>
+    </w:p>
+    <w:p>
+      <w:pPr>
+        <w:spacing w:after="60" w:before="0"/>
+      </w:pPr>
+      <w:r>
+        <w:rPr>
+          <w:rFonts w:ascii="Arial" w:cs="Arial" w:eastAsia="Arial" w:hAnsi="Arial"/>
+          <w:b/>
+          <w:bCs/>
+          <w:sz w:val="17"/>
+          <w:szCs w:val="17"/>
+        </w:rPr>
+        <w:t xml:space="preserve">Curriculum Alignment: </w:t>
+      </w:r>
+      <w:r>
+        <w:rPr>
+          <w:rFonts w:ascii="Arial" w:cs="Arial" w:eastAsia="Arial" w:hAnsi="Arial"/>
+          <w:sz w:val="17"/>
+          <w:szCs w:val="17"/>
+        </w:rPr>
+        <w:t xml:space="preserve">Structured in pedagogical alignment with the competence-based curriculum format and learning outcomes established by the Kenya Institute of Curriculum Development (KICD). This material is independently developed and is not officially endorsed or published by KICD.</w:t>
+      </w:r>
+    </w:p>
+    <w:p>
+      <w:pPr>
+        <w:spacing w:after="60" w:before="0"/>
+      </w:pPr>
+      <w:r>
+        <w:rPr>
+          <w:rFonts w:ascii="Arial" w:cs="Arial" w:eastAsia="Arial" w:hAnsi="Arial"/>
+          <w:b/>
+          <w:bCs/>
+          <w:sz w:val="17"/>
+          <w:szCs w:val="17"/>
+        </w:rPr>
+        <w:t xml:space="preserve">Content &amp; Pedagogy: </w:t>
+      </w:r>
+      <w:r>
+        <w:rPr>
+          <w:rFonts w:ascii="Arial" w:cs="Arial" w:eastAsia="Arial" w:hAnsi="Arial"/>
+          <w:sz w:val="17"/>
+          <w:szCs w:val="17"/>
+        </w:rPr>
+        <w:t xml:space="preserve">Developed and adapted by the educator team at SeaVuria (registered 501(c)(3) in the United States and registered NGO in Kenya, No. 872-850A-BF11), who designed the pedagogical framework, lesson templates and exemplar lessons on which this material is based.</w:t>
+      </w:r>
+    </w:p>
+    <w:p>
+      <w:pPr>
+        <w:spacing w:after="60" w:before="0"/>
+      </w:pPr>
+      <w:r>
+        <w:rPr>
+          <w:rFonts w:ascii="Arial" w:cs="Arial" w:eastAsia="Arial" w:hAnsi="Arial"/>
+          <w:b/>
+          <w:bCs/>
+          <w:sz w:val="17"/>
+          <w:szCs w:val="17"/>
+        </w:rPr>
+        <w:t xml:space="preserve">Production &amp; Layout: </w:t>
+      </w:r>
+      <w:r>
+        <w:rPr>
+          <w:rFonts w:ascii="Arial" w:cs="Arial" w:eastAsia="Arial" w:hAnsi="Arial"/>
+          <w:sz w:val="17"/>
+          <w:szCs w:val="17"/>
+        </w:rPr>
+        <w:t xml:space="preserve">Educational design and curriculum sequencing by SeaVuria. Technical layout, structural formatting, and digital optimization/implementation executed in partnership with ARES Education (registered 501(c)(3) in the United States and Canada (as Afretech Aid) and registered NGO in Kenya), with lesson drafting and compilation assisted by AI (Claude, Anthropic).</w:t>
+      </w:r>
+    </w:p>
+    <w:p>
+      <w:pPr>
+        <w:pBdr>
+          <w:bottom w:val="single" w:color="1F3864" w:sz="6" w:space="6"/>
+        </w:pBdr>
+        <w:spacing w:after="60" w:before="0"/>
+      </w:pPr>
+      <w:r>
+        <w:rPr>
+          <w:rFonts w:ascii="Arial" w:cs="Arial" w:eastAsia="Arial" w:hAnsi="Arial"/>
+          <w:b/>
+          <w:bCs/>
+          <w:sz w:val="17"/>
+          <w:szCs w:val="17"/>
+        </w:rPr>
+        <w:t xml:space="preserve">Licensing &amp; Copyright: </w:t>
+      </w:r>
+      <w:r>
+        <w:rPr>
+          <w:rFonts w:ascii="Arial" w:cs="Arial" w:eastAsia="Arial" w:hAnsi="Arial"/>
+          <w:sz w:val="17"/>
+          <w:szCs w:val="17"/>
+        </w:rPr>
+        <w:t xml:space="preserve">© 2026 SeaVuria and ARES. This work is licensed under a </w:t>
+      </w:r>
+      <w:hyperlink w:history="1" r:id="rIdlig5q_w2zgehtdvgrsvhn">
+        <w:r>
+          <w:rPr>
+            <w:rFonts w:ascii="Arial" w:cs="Arial" w:eastAsia="Arial" w:hAnsi="Arial"/>
+            <w:color w:val="1F6B75"/>
+            <w:sz w:val="17"/>
+            <w:szCs w:val="17"/>
+            <w:u w:val="single" w:color="1F6B75"/>
+          </w:rPr>
+          <w:t xml:space="preserve">Creative Commons Attribution-NonCommercial 4.0 International License</w:t>
+        </w:r>
+      </w:hyperlink>
+      <w:r>
+        <w:rPr>
+          <w:rFonts w:ascii="Arial" w:cs="Arial" w:eastAsia="Arial" w:hAnsi="Arial"/>
+          <w:sz w:val="17"/>
+          <w:szCs w:val="17"/>
+        </w:rPr>
+        <w:t xml:space="preserve"> (</w:t>
+      </w:r>
+      <w:hyperlink w:history="1" r:id="rId8ex4z380q77ogwwpblkll">
+        <w:r>
+          <w:rPr>
+            <w:rFonts w:ascii="Arial" w:cs="Arial" w:eastAsia="Arial" w:hAnsi="Arial"/>
+            <w:color w:val="1F6B75"/>
+            <w:sz w:val="17"/>
+            <w:szCs w:val="17"/>
+            <w:u w:val="single" w:color="1F6B75"/>
+          </w:rPr>
+          <w:t xml:space="preserve">CC BY-NC 4.0</w:t>
+        </w:r>
+      </w:hyperlink>
+      <w:r>
+        <w:rPr>
+          <w:rFonts w:ascii="Arial" w:cs="Arial" w:eastAsia="Arial" w:hAnsi="Arial"/>
+          <w:sz w:val="17"/>
+          <w:szCs w:val="17"/>
+        </w:rPr>
+        <w:t xml:space="preserve">). To view a copy of this license, visit </w:t>
+      </w:r>
+      <w:hyperlink w:history="1" r:id="rId88hgqrqlu9vy340i8ub60">
+        <w:r>
+          <w:rPr>
+            <w:rFonts w:ascii="Arial" w:cs="Arial" w:eastAsia="Arial" w:hAnsi="Arial"/>
+            <w:color w:val="1F6B75"/>
+            <w:sz w:val="17"/>
+            <w:szCs w:val="17"/>
+            <w:u w:val="single" w:color="1F6B75"/>
+          </w:rPr>
+          <w:t xml:space="preserve">https://creativecommons.org/licenses/by-nc/4.0/</w:t>
+        </w:r>
+      </w:hyperlink>
+      <w:r>
+        <w:rPr>
+          <w:rFonts w:ascii="Arial" w:cs="Arial" w:eastAsia="Arial" w:hAnsi="Arial"/>
+          <w:sz w:val="17"/>
+          <w:szCs w:val="17"/>
+        </w:rPr>
+        <w:t xml:space="preserve">. You are free to copy, redistribute, and adapt this material in any medium or format, provided appropriate credit is given and the material is not used for commercial purposes. KICD learning outcomes and curriculum designations reproduced here for alignment purposes remain the property of KICD and are not covered by this license. Linked external resources (e.g. CK-12, Khan Academy, PhET) are subject to their own licenses.</w:t>
+      </w:r>
+    </w:p>
     <w:sectPr>
       <w:pgSz w:w="15840" w:h="12240" w:orient="landscape"/>
       <w:pgMar w:top="1080" w:right="1080" w:bottom="1080" w:left="1080" w:header="708" w:footer="708" w:gutter="0"/>

--- a/data/outputs/v2/Core_Mathematics/SS1.3_Quadratic_Expressions_and_Equations/Core_Mathematics_Quadratic_Expressions_and_Equations_SummaryTable.docx
+++ b/data/outputs/v2/Core_Mathematics/SS1.3_Quadratic_Expressions_and_Equations/Core_Mathematics_Quadratic_Expressions_and_Equations_SummaryTable.docx
@@ -564,7 +564,7 @@
                 <w:sz w:val="18"/>
                 <w:szCs w:val="18"/>
               </w:rPr>
-              <w:t xml:space="preserve">Learners observed a shot-put throw (live demonstration or video set on a school field) and plotted the ball's height against horizontal distance. They noted that the data points did not form a straight line — the curve rose, peaked, and fell symmetrically. When second differences of the height values were computed from a data table, they were constant (non-zero), signalling a quadratic rather than a linear relationship. Teacher should display both a linear and a quadratic data set side-by-side so learners can contrast first-difference (linear) vs. second-difference (quadratic) patterns before naming the rule.</w:t>
+              <w:t xml:space="preserve">Learners observed that when the height and horizontal distance measurements from the shot put video are plotted on squared paper, the 7 data points form a smooth arch that cannot be fitted by a straight line — falsifying the linear model y = mx + c.</w:t>
             </w:r>
           </w:p>
         </w:tc>
@@ -596,7 +596,7 @@
                 <w:sz w:val="18"/>
                 <w:szCs w:val="18"/>
               </w:rPr>
-              <w:t xml:space="preserve">Learners learned that a quadratic expression contains an x² term as its highest power, and that this structure is necessary to model any relationship whose second differences are constant. They were introduced to the general form ax² + bx + c (a ≠ 0) and identified a, b, and c in expressions drawn from the shot-put context (e.g., h = −x² + 6x + 1). They also learned that setting a = 0 collapses the expression to a linear one, reinforcing why the x² term is the defining feature. Pedagogical note: Emphasise that 'quadratic' comes from the Latin quadratus (square) — the x² term literally represents a square area, linking naturally to the shamba context introduced in Lesson 2.</w:t>
+              <w:t xml:space="preserve">Learners learned that a quadratic expression (containing an x² term as its highest power) is needed to describe a curved relationship; that constant second differences in a data table signal a quadratic pattern; and that quadratic expressions can be formed by expanding products of two linear brackets.</w:t>
             </w:r>
           </w:p>
         </w:tc>
@@ -628,7 +628,7 @@
                 <w:sz w:val="18"/>
                 <w:szCs w:val="18"/>
               </w:rPr>
-              <w:t xml:space="preserve">Learners explained that the curved arc of the shot put cannot be described by a straight-line (linear) expression because the rate of change is itself changing. The constant second difference is the mathematical fingerprint of a quadratic relationship. By identifying a, b, and c in h = −x² + 6x + 1, learners connected the negative leading coefficient (a &lt; 0) to the fact that the parabola opens downward — matching the physical reality that the ball eventually falls. Teacher should cold-call at least three learners to state: 'The expression is quadratic because… and the parabola opens [upward/downward] because…' before moving on.</w:t>
+              <w:t xml:space="preserve">Learners explained (and began to model) why the shot put's path curves — the x² term in the expression h = −0.1x² + 1.2x + 1.5 produces outputs that increase then decrease, matching the observed rise-and-fall of the ball, unlike the constantly-changing outputs of a linear equation.</w:t>
             </w:r>
           </w:p>
         </w:tc>
@@ -713,7 +713,7 @@
                 <w:sz w:val="18"/>
                 <w:szCs w:val="18"/>
               </w:rPr>
-              <w:t xml:space="preserve">Learners observed a diagram of a rectangular shamba in Kericho whose length is (x + 4) metres and width is x metres. They computed numerical areas for several values of x (e.g., x = 2, 3, 5, 10) and recorded results in a table. They then plotted Area vs. x and noted the same upward-curving shape seen in the shot-put arc. Second differences of the area values were again constant, confirming the quadratic nature. Teacher should circulate during table-completion and ask: 'What do you notice about how quickly the area grows as x increases?' — allow 30 seconds wait time before taking responses.</w:t>
+              <w:t xml:space="preserve">Learners watched the slow-motion shot put video still and worked with a height-distance data table from a throw at a Nairobi school sports day. They also examined a rectangular shamba diagram from Kericho, labelled with side lengths x and (x + 4) metres, and computed first and second differences from the shot put height data.</w:t>
             </w:r>
           </w:p>
         </w:tc>
@@ -745,7 +745,7 @@
                 <w:sz w:val="18"/>
                 <w:szCs w:val="18"/>
               </w:rPr>
-              <w:t xml:space="preserve">Learners learned that multiplying two linear expressions — (x)(x + 4) — produces x² + 4x, a quadratic expression, because the x × x product generates the x² term. They practised forming quadratic expressions from other rectangular contexts (e.g., a maize plot of width x and length 2x + 3 giving 2x² + 3x) and identified that the coefficient of x² equals the product of the leading coefficients of the two linear factors. They also revisited second differences as a verification tool: if second differences of the area sequence are constant, the expression is quadratic. Pedagogical note: Have learners write the multiplication as a two-row table (grid method preview) so the connection to Lesson 6 (FOIL/box method) is foreshadowed.</w:t>
+              <w:t xml:space="preserve">Learners discovered that the area of the rectangular shamba produces an expression with an x² term when expanded — x² + 4x — and that the second differences in the shot put height data are approximately constant, a signature of a quadratic relationship. They identified the standard form ax² + bx + c and distinguished it from linear expressions by the presence of the x² term (degree 2).</w:t>
             </w:r>
           </w:p>
         </w:tc>
@@ -777,7 +777,7 @@
                 <w:sz w:val="18"/>
                 <w:szCs w:val="18"/>
               </w:rPr>
-              <w:t xml:space="preserve">Learners explained that a quadratic expression arises naturally whenever area is computed as the product of two variable lengths — the same algebraic structure underlies both the shamba problem and the shot-put arc. They articulated that x² + 4x represents the total area of the shamba and that each term has a geometric meaning: x² is the square portion and 4x is the rectangular strip. Teacher should ask: 'If the farmer in Kericho wants to enclose exactly 60 m² with these dimensions, what equation must she solve?' — this question deliberately plants the seed for equation-solving in Lessons 7–8 without requiring an answer yet. Record learner responses on the Driving Question Board.</w:t>
+              <w:t xml:space="preserve">The curved, parabolic path of the shot put cannot be modelled by a linear expression because the height data does not change by a constant amount per metre of horizontal distance. It requires a quadratic expression — one containing an x² term — because the second differences are constant. The same structure (ax² + bx + c) describes the area of a rectangular shamba when one or both dimensions depend on a variable, confirming that quadratic expressions arise naturally from both motion and area contexts in real Kenyan settings.</w:t>
             </w:r>
           </w:p>
         </w:tc>
@@ -862,7 +862,7 @@
                 <w:sz w:val="18"/>
                 <w:szCs w:val="18"/>
               </w:rPr>
-              <w:t xml:space="preserve">Learners observed a worked example on the board: the expansion (x + 3)(x + 2) = x² + 5x + 6 was displayed, then the arrow was reversed — given x² + 5x + 6, can we recover the two brackets? Learners attempted to find two integers whose product is 6 and sum is 5, using a factor-pair table. They also observed the ac method applied to 2x² + 7x + 3 (a ≠ 1 case): multiply a × c = 6, find pairs summing to 7 (1 and 6), split the middle term, then group. Teacher should display both methods simultaneously and ask learners to vote (hands or slates) on which method they find more transparent before proceeding.</w:t>
+              <w:t xml:space="preserve">Learners arranged algebra tiles into rectangles to find the factor-pairs of quadratic expressions, and connected the factored form of h = −x² + 6x to the shot put's launch and landing points on the sports-day video still.</w:t>
             </w:r>
           </w:p>
         </w:tc>
@@ -894,7 +894,7 @@
                 <w:sz w:val="18"/>
                 <w:szCs w:val="18"/>
               </w:rPr>
-              <w:t xml:space="preserve">Learners learned that factorising a quadratic expression reverses the expansion process. For the a = 1 case (x² + bx + c), they find two integers p and q such that p × q = c and p + q = b, then write (x + p)(x + q). For the a ≠ 1 case, they apply the ac method: compute ac, find a factor pair summing to b, split the middle term, and factor by grouping. They learned that not all quadratics factorise over the integers (e.g., x² + x + 1) and that checking by re-expanding is essential. Pedagogical note: Insist learners verify every factorisation by expanding back — frame this as 'the reverse journey back to the shamba area' to maintain contextual coherence.</w:t>
+              <w:t xml:space="preserve">Factorising a quadratic expression (both the a=1 and a≠1 cases using the product-sum and ac methods) reverses the expansion process; the two factors of a height expression reveal the exact horizontal distances where the ball is at ground level (height = 0).</w:t>
             </w:r>
           </w:p>
         </w:tc>
@@ -926,7 +926,7 @@
                 <w:sz w:val="18"/>
                 <w:szCs w:val="18"/>
               </w:rPr>
-              <w:t xml:space="preserve">Learners explained that the two factors of a quadratic expression represent the two linear dimensions whose product gives the area (or any quadratic quantity in context). For example, x² + 5x + 6 = (x + 3)(x + 2) means a shamba of area (x² + 5x + 6) m² has dimensions (x + 3) m and (x + 2) m. They connected factorisation to the driving question by noting that finding the factors is the first step toward finding the value of x that makes the area equal a specific target — setting up the concept of a quadratic equation. Teacher should cold-call three learners: 'State the factor pair and explain why it works using both the product AND the sum condition.'</w:t>
+              <w:t xml:space="preserve">Learners annotated their cumulative parabola model with the factored form of the height expression and labelled the two zeros on the horizontal axis, and wrote a Model Update Statement explaining how factorisation connects to predicting the ball's landing point.</w:t>
             </w:r>
           </w:p>
         </w:tc>
@@ -979,7 +979,7 @@
                 <w:sz w:val="18"/>
                 <w:szCs w:val="18"/>
               </w:rPr>
-              <w:t xml:space="preserve">Completing the Square and the Difference of Two Squares</w:t>
+              <w:t xml:space="preserve">Squaring the Shamba — Deriving Quadratic Identities Through Area</w:t>
             </w:r>
           </w:p>
         </w:tc>
@@ -1011,7 +1011,7 @@
                 <w:sz w:val="18"/>
                 <w:szCs w:val="18"/>
               </w:rPr>
-              <w:t xml:space="preserve">Learners observed two special quadratic structures side-by-side on the board: (1) x² − 9, presented as the difference of two perfect squares, and (2) x² + 6x + __, presented as an incomplete perfect square. For (1), they were shown a geometric square of side x with a smaller square of side 3 removed from its corner, illustrating (x − 3)(x + 3) visually. For (2), they completed a square diagram by adding a (b/2)² tile. Teacher should ask learners to predict — before any instruction — what integer fills the blank in x² + 6x + __ to make a perfect square, and collect predictions on the board before revealing the answer.</w:t>
+              <w:t xml:space="preserve">Learners physically cut and rearranged squared graph-paper pieces representing a Kericho farmer's square shamba, observing that a square of side (a+b) always decomposes into exactly four regions — a², ab, ab, and b² — no matter what values a and b take. They also observed that removing a square corner from a larger square produces an L-shaped area equal to (a+b)(a−b), confirming that a² − b² factors into two binomials.</w:t>
             </w:r>
           </w:p>
         </w:tc>
@@ -1043,7 +1043,7 @@
                 <w:sz w:val="18"/>
                 <w:szCs w:val="18"/>
               </w:rPr>
-              <w:t xml:space="preserve">Learners learned two special factorisation patterns: the Difference of Two Squares, a² − b² = (a − b)(a + b), and the Perfect Square Trinomial, a² + 2ab + b² = (a + b)². They practised recognising these patterns in expressions such as 4x² − 25 and x² + 10x + 25. They also learned the completing-the-square technique: rewriting x² + bx + c as (x + b/2)² − (b/2)² + c, which expresses the quadratic in vertex form and reveals the minimum or maximum value. Pedagogical note: Stress that completing the square is not merely a trick — it is the algebraic equivalent of the geometric square-completion diagram, and it will later be used to derive the quadratic formula.</w:t>
+              <w:t xml:space="preserve">The three standard quadratic identities — (a+b)² = a² + 2ab + b², (a−b)² = a² − 2ab + b², and (a+b)(a−b) = a² − b² — are not arbitrary rules but geometric truths rooted in area. The middle term '2ab' in the perfect square identities represents the two rectangle strips that are always present when a square is partitioned, and its sign depends on whether the side is being extended or reduced. The difference of two squares identity provides a rapid factorisation shortcut for any expression of the form a² − b².</w:t>
             </w:r>
           </w:p>
         </w:tc>
@@ -1075,7 +1075,7 @@
                 <w:sz w:val="18"/>
                 <w:szCs w:val="18"/>
               </w:rPr>
-              <w:t xml:space="preserve">Learners explained how recognising the Difference of Two Squares pattern dramatically shortens factorisation: instead of searching for a factor pair, they simply identify a and b from a² − b² and write the two conjugate factors immediately. They also explained that completing the square on the shot-put height expression h = −x² + 6x + 1 (rewritten as −(x − 3)² + 10) reveals the maximum height of 10 metres at x = 3 metres — a real, physically meaningful result. Teacher should connect this back to the Driving Question Board: 'Which of our earlier questions does knowing the maximum height answer?' Allow learners to update their DQB entries.</w:t>
+              <w:t xml:space="preserve">The shot put's height expression −x² + 6x can be rewritten using the perfect square identity as −(x−3)² + 9, revealing that the ball reaches a maximum height of 9 metres at a horizontal distance of 3 metres — the turning point of the parabola. This shows that the identities derived from the shamba's area are not separate from the shot put phenomenon: they are tools for reading the hidden structure of the quadratic expression that describes the ball's arc, and they point directly toward the concept of solving quadratic equations (finding where h = 0) in the next lessons.</w:t>
             </w:r>
           </w:p>
         </w:tc>
@@ -1160,7 +1160,7 @@
                 <w:sz w:val="18"/>
                 <w:szCs w:val="18"/>
               </w:rPr>
-              <w:t xml:space="preserve">Learners observed a set of six quadratic expressions derived from earlier shamba and shot-put contexts and sorted them into three categories: (a) factorisable over the integers, (b) perfect square trinomials, and (c) difference of two squares. The sorting activity was done in pairs using printed cards. Learners then examined the graphical behaviour of each type — where the parabola crosses the x-axis (two points, one point tangent, or no real crossings) — using a pre-drawn set of parabola sketches. Teacher should allow 2 minutes of silent individual sorting before pair discussion, then cold-call three pairs to justify their categorisation.</w:t>
+              <w:t xml:space="preserve">Learners completed a Factorisation Investigation Worksheet in groups of 4, discovering the product-sum rule by filling a structured table and applying it to factor six quadratic expressions — including a Kericho tea-shamba area context. They then verified each factorisation by re-expanding using the FOIL method from Lesson 4. Groups recorded findings on manila sheets for gallery sharing.</w:t>
             </w:r>
           </w:p>
         </w:tc>
@@ -1192,7 +1192,7 @@
                 <w:sz w:val="18"/>
                 <w:szCs w:val="18"/>
               </w:rPr>
-              <w:t xml:space="preserve">Learners learned that every quadratic expression of the form x² + bx + c can be written as a product of two brackets (x + p)(x + q) where p × q = c and p + q = b, consolidating the product-sum rule. They deepened understanding by connecting the signs of p and q to the signs of b and c: if c &gt; 0 and b &gt; 0, both factors are positive; if c &gt; 0 and b &lt; 0, both are negative; if c &lt; 0, one factor is positive and one negative. Learners also revisited the a ≠ 1 case using the ac method and identified perfect-square and difference-of-squares expressions as efficient special cases. Pedagogical note: Use a colour-coding system (e.g., green for positive, red for negative) on the board to help learners track sign rules without memorising them as isolated facts.</w:t>
+              <w:t xml:space="preserve">Learners learned that every quadratic expression of the form x² + bx + c can be written as a product of two brackets (x + p)(x + q), where p × q = c and p + q = b. They extended this to ax² + bx + c (a &gt; 1) using the split-middle-term and grouping method. Crucially, they discovered that factorising the shot put height model −x² + 6x into −x(x − 6) immediately reveals the two horizontal distances where height = 0 — x = 0 (launch) and x = 6 m (landing) — giving algebraic predictive power over the physical event.</w:t>
             </w:r>
           </w:p>
         </w:tc>
@@ -1224,7 +1224,7 @@
                 <w:sz w:val="18"/>
                 <w:szCs w:val="18"/>
               </w:rPr>
-              <w:t xml:space="preserve">Learners explained how the structure of the factors predicts the x-intercepts of the parabola: the values of x that make each bracket zero are the points where the curve crosses the x-axis (the roots). For example, (x + 3)(x − 2) = 0 gives roots x = −3 and x = 2, meaning the shot put (if modelled by this expression) lands at x = 2 metres and was launched from x = −3 (a negative value flagged as contextually impossible, prompting discussion about domain). Teacher should ask: 'If a shamba's area is modelled by x² + x − 6, what are the possible widths of the shamba, and which values of x make physical sense?' — use this to preview equation-solving in Lesson 7.</w:t>
+              <w:t xml:space="preserve">Learners explained that factorisation is the reverse of expansion: it 'un-wraps' a quadratic expression to reveal its hidden bracket structure. They connected this to the anchoring phenomenon by annotating their cumulative parabola models with the factorised form and the two x-intercepts, and wrote 'Before/After' revision notes articulating how factorisation answers the question of where the shot put lands. The Driving Question Board was updated with the insight: 'The factorised form tells us where the ball hits the ground (the zeros/roots of the expression).'</w:t>
             </w:r>
           </w:p>
         </w:tc>
@@ -1309,7 +1309,7 @@
                 <w:sz w:val="18"/>
                 <w:szCs w:val="18"/>
               </w:rPr>
-              <w:t xml:space="preserve">Learners observed the teacher expanding (x + 5)(x + 3) using three representations simultaneously: (1) the FOIL mnemonic labelled on the brackets, (2) a 2×2 grid/box diagram with each term in its own cell, and (3) a geometric rectangle partitioned into four sub-areas on squared paper. All three yielded x² + 8x + 15. Learners then expanded (2x + 3)(x − 4) using the grid method independently and compared answers with a partner. Teacher should circulate and specifically check that learners correctly handle the negative sign in (x − 4): a common error is writing +3 × (−4) = +12 — address this publicly if observed.</w:t>
+              <w:t xml:space="preserve">Learners observed the teacher work through three fully annotated examples of bracket expansion using both the grid/box method and FOIL in parallel, with Kenyan contexts (Nakuru school garden, Kongowea fish seller, shot-put parabola). They observed that (–x + 6)(x – 1) expands to –x² + 7x – 6 — the algebraic rule for the shot-put's curved path.</w:t>
             </w:r>
           </w:p>
         </w:tc>
@@ -1341,7 +1341,7 @@
                 <w:sz w:val="18"/>
                 <w:szCs w:val="18"/>
               </w:rPr>
-              <w:t xml:space="preserve">Learners learned that the product of two linear expressions (ax + b)(cx + d) always produces a quadratic expression with three terms: acx² + (ad + bc)x + bd. The grid/box method organises this multiplication so each of the four partial products occupies its own cell, reducing sign errors. FOIL (First, Outer, Inner, Last) provides the same four products in a sequential order. Learners practised both methods using Kenyan contexts: the cost of fencing a shamba of length (2x + 1) m at a cost of (x + 3) Ksh per metre, and the total mass of ugali portions of size (x + 2)(x − 1) grams. Pedagogical note: Require learners to always write all four partial products before collecting like terms — do not allow 'shortcutting' until the process is automatic.</w:t>
+              <w:t xml:space="preserve">Learners learned that the product of two linear expressions (ax + b)(cx + d) always produces a quadratic expression; that the grid/box method organises all four term-products systematically; that FOIL (First, Outer, Inner, Last) provides an equivalent structured procedure; and that like terms must be collected carefully — especially when negative signs are involved — to arrive at the standard form ax² + bx + c.</w:t>
             </w:r>
           </w:p>
         </w:tc>
@@ -1373,7 +1373,7 @@
                 <w:sz w:val="18"/>
                 <w:szCs w:val="18"/>
               </w:rPr>
-              <w:t xml:space="preserve">Learners explained that expansion and factorisation are inverse operations: expanding (x + 5)(x + 3) gives x² + 8x + 15, and factorising x² + 8x + 15 recovers (x + 5)(x + 3). This reversibility is the key insight underpinning the entire sub-strand. They connected the grid method back to the shamba area diagram: each cell of the grid corresponds to a rectangular sub-plot of the shamba, so the algebraic and geometric representations are identical. Teacher should ask learners to write one sentence on their exercise books: 'Expanding and factorising are related because…' and share with a neighbour before two learners read aloud — reinforcing metacognitive articulation of the inverse relationship.</w:t>
+              <w:t xml:space="preserve">Learners explained and corrected common expansion errors (missing middle term, sign errors with negatives, incorrect collection of like terms) through structured pair practice and Error Trap analysis. They updated the class Driving Question Board and cumulative model to show that the shot-put's parabolic height rule h = (–x + 6)(x – 1) is mathematically equivalent to h = –x² + 7x – 6, bringing the class closer to being able to predict where the ball lands.</w:t>
             </w:r>
           </w:p>
         </w:tc>
@@ -1458,7 +1458,7 @@
                 <w:sz w:val="18"/>
                 <w:szCs w:val="18"/>
               </w:rPr>
-              <w:t xml:space="preserve">Learners observed three word problems projected on the board, all set in Kenyan contexts: (1) A rectangular shamba in Kericho has length 5 m more than its width x; its area is 84 m² — find x. (2) A ball is thrown upward from a height of 1 m on the school field; its height after t seconds is h = −t² + 6t + 1 — when does it hit the ground? (3) A sukuma wiki bed has perimeter 26 m and area 40 m² — find its dimensions. Learners first wrote the quadratic equation in standard form for each problem before attempting any solution. Teacher should give 3 minutes of silent individual work on equation-formation only, then cold-call three learners to write their equations on the board for class verification.</w:t>
+              <w:t xml:space="preserve">Learners observed that setting h = 0 in the shot put equation h = −x² + 6x produces a quadratic equation x² − 6x = 0, and that a real-world area constraint on a Kericho shamba similarly produces x² + 3x − 40 = 0 — demonstrating that the same algebraic structure emerges from very different physical situations.</w:t>
             </w:r>
           </w:p>
         </w:tc>
@@ -1490,7 +1490,7 @@
                 <w:sz w:val="18"/>
                 <w:szCs w:val="18"/>
               </w:rPr>
-              <w:t xml:space="preserve">Learners learned to form quadratic equations in standard form (ax² + bx + c = 0) from real-life word problems involving area, projectile motion, and perimeter-area pairs. They solved these equations by: (a) extracting a common factor where applicable (e.g., 2x² + 6x = 0 → 2x(x + 3) = 0), and (b) trinomial factorisation (e.g., x² + 5x − 84 = 0 → (x + 12)(x − 7) = 0). They learned to apply the Zero Product Property — if AB = 0, then A = 0 or B = 0 — and to reject solutions that are contextually invalid (e.g., negative lengths). Pedagogical note: Explicitly model the three-step solution frame: FORM the equation → FACTORISE → SOLVE and CHECK. Require learners to write all three steps for every problem.</w:t>
+              <w:t xml:space="preserve">Learners learned to form quadratic equations in standard form from real-life word problems, to solve them by factorisation (common factor and trinomial) and by the quadratic formula, and to interpret both roots in context — rejecting non-physical solutions such as negative lengths. They established that x = 6 m is the landing distance of the shot put and that the shamba dimensions are 5 m × 8 m.</w:t>
             </w:r>
           </w:p>
         </w:tc>
@@ -1522,7 +1522,7 @@
                 <w:sz w:val="18"/>
                 <w:szCs w:val="18"/>
               </w:rPr>
-              <w:t xml:space="preserve">Learners explained that solving a quadratic equation by factorisation means finding the values of the unknown that make the expression equal to zero — i.e., the roots of the equation. In the shamba context, x = 7 (rejecting x = −12) gives a width of 7 m and a length of 12 m, which multiplies to 84 m² — confirming the solution. In the projectile context, −t² + 6t + 1 = 0 identifies the landing time, answering the driving question about the ball's path. Teacher should return to the Driving Question Board and ask: 'Which questions on our DQB can we now fully answer?' Facilitate a class tick-off of resolved questions and note which questions remain open for Lesson 8.</w:t>
+              <w:t xml:space="preserve">Learners explained that the parabolic path of the shot put can be decoded algebraically: by setting the height equation equal to zero and solving, we predict exactly where the ball lands before it lands. The quadratic formula provides a universal method when factorisation is not obvious. A solution that is mathematically valid but physically impossible (negative dimension) must be rejected by interpreting the root in real-world context.</w:t>
             </w:r>
           </w:p>
         </w:tc>
@@ -1607,7 +1607,7 @@
                 <w:sz w:val="18"/>
                 <w:szCs w:val="18"/>
               </w:rPr>
-              <w:t xml:space="preserve">Learners observed a comprehensive summary display showing the full journey of the sub-strand: the shot-put arc photograph → the data table with constant second differences → the quadratic expression → expansion by FOIL/grid → factorisation (trinomial, difference of squares, perfect square) → equation in standard form → solution by factorisation → contextual interpretation. Each stage was mapped onto the driving question. Learners also observed a final 'gallery walk' of six posters (one per group) showing worked solutions to problems from Lessons 1–7, annotated with the mathematical technique used. Teacher should allocate 8 minutes for silent gallery viewing before whole-class debrief.</w:t>
+              <w:t xml:space="preserve">Learners observed that the area expression x²+7x+10 from the tiled courtyard — which they had previously generated by expanding (x+2)(x+5) — could be reversed: starting from the expanded form and recovering the two side-length factors (x+2) and (x+5) by finding a pair of numbers that multiply to 10 and add to 7. Learners also observed that the Kericho shamba's area expression (x+9)(x−9) produced x²−81, and that this 'difference of two squares' structure allowed instant factorisation using the identity (a+b)(a−b) = a²−b². Finally, learners observed that the shot-put height equation h=−x²+6x, when set equal to zero, could be factorised as −x(x−6)=0, yielding x=0 and x=6 — the exact horizontal distances at which the ball is at ground level.</w:t>
             </w:r>
           </w:p>
         </w:tc>
@@ -1639,7 +1639,7 @@
                 <w:sz w:val="18"/>
                 <w:szCs w:val="18"/>
               </w:rPr>
-              <w:t xml:space="preserve">Learners learned that factorisation is the reverse of expansion: every quadratic expression arising from an area context was originally a product of two linear factors (the dimensions), and factorisation recovers those dimensions. They consolidated all factorisation techniques: (a) common factor, (b) difference of two squares a² − b² = (a − b)(a + b), (c) perfect square trinomial, and (d) general trinomial factorisation (a = 1 and a ≠ 1 cases). They also revisited completing the square as an alternative route to solving equations and identifying the vertex. The full conceptual map — expression → equation → solution → interpretation — was explicitly articulated and recorded. Pedagogical note: Use the final lesson to address any persistent misconceptions identified in earlier lessons (e.g., sign errors in ac method, forgetting to reject negative roots in context) by displaying anonymised student errors from prior lessons and asking the class to diagnose and correct them.</w:t>
+              <w:t xml:space="preserve">Learners learned that factorisation is the reverse of expansion: every quadratic expression that arose from an area context was originally a product of two factors, and algebraic reasoning can recover those factors. They learned three factorisation methods: (1) extracting a common factor, (2) factorising a trinomial x²+bx+c by finding two numbers that multiply to c and sum to b, and (3) applying the difference of two squares identity a²−b²=(a+b)(a−b) as a special, efficient case. They learned that setting a factorised quadratic equation equal to zero and applying the zero-product property yields the roots — the values of the unknown that solve the equation — and that these roots carry real-world meaning: landing distances, shamba dimensions, courtyard side lengths.</w:t>
             </w:r>
           </w:p>
         </w:tc>
@@ -1671,7 +1671,7 @@
                 <w:sz w:val="18"/>
                 <w:szCs w:val="18"/>
               </w:rPr>
-              <w:t xml:space="preserve">Learners explained the complete mathematical narrative: the parabolic arc of a shot put and the area of a Kericho shamba are both modelled by quadratic expressions because each arises from a product of two variable quantities. Expanding reveals the trinomial form; factorising reverses it; setting the expression equal to zero and solving identifies the critical real-world values (landing point, required dimension). The Difference of Two Squares pattern (e.g., x² − 16 = (x − 4)(x + 4)) shows that some shamba configurations have symmetric solutions. Learners presented their final cumulative models — updated diagrams linking every lesson's key idea — to the class, demonstrating mastery of the full sub-strand and providing a complete answer to the driving question. Teacher should close by asking three learners to each complete the sentence: 'We can use quadratic expressions and equations to predict and solve real problems because…'</w:t>
+              <w:t xml:space="preserve">The parabolic path of the shot put thrown on sports day in Nairobi is described by a quadratic equation. Quadratic expressions arise naturally from area — whenever two variable lengths are multiplied, the result is a quadratic. Factorisation reverses this process, breaking a quadratic expression back into the two lengths that produced it. When the height equation of the shot put is set to zero and factorised, the roots reveal exactly where the ball meets the ground. The difference of two squares identity is a powerful special case that arises when two lengths differ only in sign — as in the Kericho shamba with sides (x+9) and (x−9). Across all these contexts — a tiled courtyard, a Rift Valley shamba, and an athlete's throw — the same algebraic structure (the quadratic) and the same algebraic tool (factorisation) explain and predict real outcomes. The driving question is fully answered: quadratic expressions and equations are the mathematical language of curved, symmetric, real-world phenomena.</w:t>
             </w:r>
           </w:p>
         </w:tc>
@@ -1795,7 +1795,7 @@
         </w:rPr>
         <w:t xml:space="preserve">© 2026 SeaVuria and ARES. This work is licensed under a </w:t>
       </w:r>
-      <w:hyperlink w:history="1" r:id="rIdlig5q_w2zgehtdvgrsvhn">
+      <w:hyperlink w:history="1" r:id="rId-lr58edhokoedpzuo_207">
         <w:r>
           <w:rPr>
             <w:rFonts w:ascii="Arial" w:cs="Arial" w:eastAsia="Arial" w:hAnsi="Arial"/>
@@ -1815,7 +1815,7 @@
         </w:rPr>
         <w:t xml:space="preserve"> (</w:t>
       </w:r>
-      <w:hyperlink w:history="1" r:id="rId8ex4z380q77ogwwpblkll">
+      <w:hyperlink w:history="1" r:id="rIdyvgtzdtjvjpzxd81kdaoc">
         <w:r>
           <w:rPr>
             <w:rFonts w:ascii="Arial" w:cs="Arial" w:eastAsia="Arial" w:hAnsi="Arial"/>
@@ -1835,7 +1835,7 @@
         </w:rPr>
         <w:t xml:space="preserve">). To view a copy of this license, visit </w:t>
       </w:r>
-      <w:hyperlink w:history="1" r:id="rId88hgqrqlu9vy340i8ub60">
+      <w:hyperlink w:history="1" r:id="rIdgqggtleveieaorxchudq8">
         <w:r>
           <w:rPr>
             <w:rFonts w:ascii="Arial" w:cs="Arial" w:eastAsia="Arial" w:hAnsi="Arial"/>

--- a/data/outputs/v2/Core_Mathematics/SS1.3_Quadratic_Expressions_and_Equations/Core_Mathematics_Quadratic_Expressions_and_Equations_SummaryTable.docx
+++ b/data/outputs/v2/Core_Mathematics/SS1.3_Quadratic_Expressions_and_Equations/Core_Mathematics_Quadratic_Expressions_and_Equations_SummaryTable.docx
@@ -1160,7 +1160,7 @@
                 <w:sz w:val="18"/>
                 <w:szCs w:val="18"/>
               </w:rPr>
-              <w:t xml:space="preserve">Learners completed a Factorisation Investigation Worksheet in groups of 4, discovering the product-sum rule by filling a structured table and applying it to factor six quadratic expressions — including a Kericho tea-shamba area context. They then verified each factorisation by re-expanding using the FOIL method from Lesson 4. Groups recorded findings on manila sheets for gallery sharing.</w:t>
+              <w:t xml:space="preserve">Learners completed a Factorisation Investigation Worksheet in groups of 4, discovering the product-sum rule by filling a structured table and applying it to factor six quadratic expressions — including a Kericho tea-shamba area context. They then verified each factorisation by re-expanding using bracket expansion from Lesson 2. Groups recorded findings on manila sheets for gallery sharing.</w:t>
             </w:r>
           </w:p>
         </w:tc>
@@ -1795,7 +1795,7 @@
         </w:rPr>
         <w:t xml:space="preserve">© 2026 SeaVuria and ARES. This work is licensed under a </w:t>
       </w:r>
-      <w:hyperlink w:history="1" r:id="rId-lr58edhokoedpzuo_207">
+      <w:hyperlink w:history="1" r:id="rId5eywbltkmkrkvh6k1domp">
         <w:r>
           <w:rPr>
             <w:rFonts w:ascii="Arial" w:cs="Arial" w:eastAsia="Arial" w:hAnsi="Arial"/>
@@ -1815,7 +1815,7 @@
         </w:rPr>
         <w:t xml:space="preserve"> (</w:t>
       </w:r>
-      <w:hyperlink w:history="1" r:id="rIdyvgtzdtjvjpzxd81kdaoc">
+      <w:hyperlink w:history="1" r:id="rIdbivk-0cptpexunr6mwtaq">
         <w:r>
           <w:rPr>
             <w:rFonts w:ascii="Arial" w:cs="Arial" w:eastAsia="Arial" w:hAnsi="Arial"/>
@@ -1835,7 +1835,7 @@
         </w:rPr>
         <w:t xml:space="preserve">). To view a copy of this license, visit </w:t>
       </w:r>
-      <w:hyperlink w:history="1" r:id="rIdgqggtleveieaorxchudq8">
+      <w:hyperlink w:history="1" r:id="rId6oqp6jax0-xkh-6_jphsc">
         <w:r>
           <w:rPr>
             <w:rFonts w:ascii="Arial" w:cs="Arial" w:eastAsia="Arial" w:hAnsi="Arial"/>

--- a/data/outputs/v2/Core_Mathematics/SS1.3_Quadratic_Expressions_and_Equations/Core_Mathematics_Quadratic_Expressions_and_Equations_SummaryTable.docx
+++ b/data/outputs/v2/Core_Mathematics/SS1.3_Quadratic_Expressions_and_Equations/Core_Mathematics_Quadratic_Expressions_and_Equations_SummaryTable.docx
@@ -1795,7 +1795,7 @@
         </w:rPr>
         <w:t xml:space="preserve">© 2026 SeaVuria and ARES. This work is licensed under a </w:t>
       </w:r>
-      <w:hyperlink w:history="1" r:id="rId5eywbltkmkrkvh6k1domp">
+      <w:hyperlink w:history="1" r:id="rIdxgwfnmle0bydcyjzt-jjp">
         <w:r>
           <w:rPr>
             <w:rFonts w:ascii="Arial" w:cs="Arial" w:eastAsia="Arial" w:hAnsi="Arial"/>
@@ -1815,7 +1815,7 @@
         </w:rPr>
         <w:t xml:space="preserve"> (</w:t>
       </w:r>
-      <w:hyperlink w:history="1" r:id="rIdbivk-0cptpexunr6mwtaq">
+      <w:hyperlink w:history="1" r:id="rId80onswobt8djp3rqiraot">
         <w:r>
           <w:rPr>
             <w:rFonts w:ascii="Arial" w:cs="Arial" w:eastAsia="Arial" w:hAnsi="Arial"/>
@@ -1835,7 +1835,7 @@
         </w:rPr>
         <w:t xml:space="preserve">). To view a copy of this license, visit </w:t>
       </w:r>
-      <w:hyperlink w:history="1" r:id="rId6oqp6jax0-xkh-6_jphsc">
+      <w:hyperlink w:history="1" r:id="rIdpjfcsgwo6dmgrdj95_dpt">
         <w:r>
           <w:rPr>
             <w:rFonts w:ascii="Arial" w:cs="Arial" w:eastAsia="Arial" w:hAnsi="Arial"/>

--- a/data/outputs/v2/Core_Mathematics/SS1.3_Quadratic_Expressions_and_Equations/Core_Mathematics_Quadratic_Expressions_and_Equations_SummaryTable.docx
+++ b/data/outputs/v2/Core_Mathematics/SS1.3_Quadratic_Expressions_and_Equations/Core_Mathematics_Quadratic_Expressions_and_Equations_SummaryTable.docx
@@ -227,7 +227,7 @@
                 <w:sz w:val="18"/>
                 <w:szCs w:val="18"/>
               </w:rPr>
-              <w:t xml:space="preserve">DRIVING QUESTION: "How can we use the mathematics of quadratic expressions and equations to predict, explain, and solve real problems — from the arc of a thrown ball on our school field to the dimensions of a farmer's shamba in Kericho?"</w:t>
+              <w:t xml:space="preserve">DRIVING QUESTION: How can we use quadratic expressions and equations to find the dimensions of a plot when its fence length and area are both fixed, and why do two different plots sometimes have the same area?</w:t>
             </w:r>
           </w:p>
         </w:tc>
@@ -532,7 +532,7 @@
                 <w:sz w:val="18"/>
                 <w:szCs w:val="18"/>
               </w:rPr>
-              <w:t xml:space="preserve">Noticing the Curve — Introducing Quadratic Expressions Through the Shot Put Phenomenon</w:t>
+              <w:t xml:space="preserve">Forming Quadratic Expressions from Areas: Mama Wanjiru's 40 m Fence</w:t>
             </w:r>
           </w:p>
         </w:tc>
@@ -564,7 +564,7 @@
                 <w:sz w:val="18"/>
                 <w:szCs w:val="18"/>
               </w:rPr>
-              <w:t xml:space="preserve">Learners observed that when the height and horizontal distance measurements from the shot put video are plotted on squared paper, the 7 data points form a smooth arch that cannot be fitted by a straight line — falsifying the linear model y = mx + c.</w:t>
+              <w:t xml:space="preserve">What we observed: With 40 m of wire, length + width = 20 m. Widths of 8 m and 12 m both give 96 m² (the same 8 m by 12 m plot turned round), a width of 10 m gives the largest area of 100 m², and widths of 20 m or more do not give a plot.</w:t>
             </w:r>
           </w:p>
         </w:tc>
@@ -596,7 +596,7 @@
                 <w:sz w:val="18"/>
                 <w:szCs w:val="18"/>
               </w:rPr>
-              <w:t xml:space="preserve">Learners learned that a quadratic expression (containing an x² term as its highest power) is needed to describe a curved relationship; that constant second differences in a data table signal a quadratic pattern; and that quadratic expressions can be formed by expanding products of two linear brackets.</w:t>
+              <w:t xml:space="preserve">What we learned: If the width is x m then the length is (20 − x) m and the area is x(20 − x) = 20x − x². Expanding (x + 3)(x + 5) gives x² + 8x + 15. An expression whose highest power is 2 is a quadratic expression.</w:t>
             </w:r>
           </w:p>
         </w:tc>
@@ -628,7 +628,7 @@
                 <w:sz w:val="18"/>
                 <w:szCs w:val="18"/>
               </w:rPr>
-              <w:t xml:space="preserve">Learners explained (and began to model) why the shot put's path curves — the x² term in the expression h = −0.1x² + 1.2x + 1.5 produces outputs that increase then decrease, matching the observed rise-and-fall of the ball, unlike the constantly-changing outputs of a linear equation.</w:t>
+              <w:t xml:space="preserve">What we can explain so far: The x² term appears because multiplying a width x by a length that also contains x makes an x by x square region in the area model, so the area is a quadratic expression. We cannot yet explain why areas repeat in pairs, why the maximum is at 10 m, or how to find widths for a target area without trial and error; these questions go on the DQB.</w:t>
             </w:r>
           </w:p>
         </w:tc>
@@ -681,7 +681,7 @@
                 <w:sz w:val="18"/>
                 <w:szCs w:val="18"/>
               </w:rPr>
-              <w:t xml:space="preserve">Forming Quadratic Expressions: From the Shot Put Arc to the Shamba</w:t>
+              <w:t xml:space="preserve">Deriving the Squares Identities from Area: Why 12² = (10 + 2)² and 8² = (10 − 2)²</w:t>
             </w:r>
           </w:p>
         </w:tc>
@@ -713,7 +713,7 @@
                 <w:sz w:val="18"/>
                 <w:szCs w:val="18"/>
               </w:rPr>
-              <w:t xml:space="preserve">Learners watched the slow-motion shot put video still and worked with a height-distance data table from a throw at a Nairobi school sports day. They also examined a rectangular shamba diagram from Kericho, labelled with side lengths x and (x + 4) metres, and computed first and second differences from the shot put height data.</w:t>
+              <w:t xml:space="preserve">We built a 12 cm square from a 10 × 10 square, two 10 × 2 strips and a 2 × 2 square, and found its area is 144. We cut a 2 cm border from a 10 cm square and left an 8 cm square of area 64. The 10 cm square has area 100.</w:t>
             </w:r>
           </w:p>
         </w:tc>
@@ -745,7 +745,7 @@
                 <w:sz w:val="18"/>
                 <w:szCs w:val="18"/>
               </w:rPr>
-              <w:t xml:space="preserve">Learners discovered that the area of the rectangular shamba produces an expression with an x² term when expanded — x² + 4x — and that the second differences in the shot put height data are approximately constant, a signature of a quadratic relationship. They identified the standard form ax² + bx + c and distinguished it from linear expressions by the presence of the x² term (degree 2).</w:t>
+              <w:t xml:space="preserve">An identity is true for all values. (a + b)² = a² + 2ab + b², and (a − b)² = a² − 2ab + b². The middle term 2ab comes from two strips, so (a + b)² is not a² + b². In (a − b)², the b² is added back because the corner was cut away twice.</w:t>
             </w:r>
           </w:p>
         </w:tc>
@@ -777,7 +777,7 @@
                 <w:sz w:val="18"/>
                 <w:szCs w:val="18"/>
               </w:rPr>
-              <w:t xml:space="preserve">The curved, parabolic path of the shot put cannot be modelled by a linear expression because the height data does not change by a constant amount per metre of horizontal distance. It requires a quadratic expression — one containing an x² term — because the second differences are constant. The same structure (ax² + bx + c) describes the area of a rectangular shamba when one or both dimensions depend on a variable, confirming that quadratic expressions arise naturally from both motion and area contexts in real Kenyan settings.</w:t>
+              <w:t xml:space="preserve">The squares 12² = (10 + 2)² = 144, 8² = (10 − 2)² = 64 and 10² = 100 agree with the identities. The 8 m and 12 m widths are the same plot turned round. Model v1 shows area pictures for expansions, and it does not yet explain why 100 m² is the largest area or how to find both widths for a target area.</w:t>
             </w:r>
           </w:p>
         </w:tc>
@@ -830,7 +830,7 @@
                 <w:sz w:val="18"/>
                 <w:szCs w:val="18"/>
               </w:rPr>
-              <w:t xml:space="preserve">Factorising Quadratic Expressions — Breaking the Curve's Code</w:t>
+              <w:t xml:space="preserve">Cutting a Small Square from a Large Square: Difference of Two Squares</w:t>
             </w:r>
           </w:p>
         </w:tc>
@@ -862,7 +862,7 @@
                 <w:sz w:val="18"/>
                 <w:szCs w:val="18"/>
               </w:rPr>
-              <w:t xml:space="preserve">Learners arranged algebra tiles into rectangles to find the factor-pairs of quadratic expressions, and connected the factored form of h = −x² + 6x to the shot put's launch and landing points on the sports-day video still.</w:t>
+              <w:t xml:space="preserve">We cut a small square from the corner of a large square and rearranged the L-shape into a rectangle. The rectangle had sides (a − b) and (a + b) and the same area as the L-shape, for example 10 cm and 4 cm gave 6 × 14 = 84 cm². We also saw that 52² − 48² = 4 × 100 = 400 matches 2704 − 2304 = 400, and that for the Kericho plot, x = 8 gives 100 − 4 = 96 = 8 × 12.</w:t>
             </w:r>
           </w:p>
         </w:tc>
@@ -894,7 +894,7 @@
                 <w:sz w:val="18"/>
                 <w:szCs w:val="18"/>
               </w:rPr>
-              <w:t xml:space="preserve">Factorising a quadratic expression (both the a=1 and a≠1 cases using the product-sum and ac methods) reverses the expansion process; the two factors of a height expression reveal the exact horizontal distances where the ball is at ground level (height = 0).</w:t>
+              <w:t xml:space="preserve">The identity a² − b² = (a − b)(a + b) is true for all values of a and b. It gives a quick way to calculate differences of squares mentally. Together with (a + b)² = a² + 2ab + b² and (a − b)² = a² − 2ab + b², it makes up the three identities in our model. The plot area x(20 − x) can be written as 100 − (x − 10)², a preview we will use fully in Lesson 8.</w:t>
             </w:r>
           </w:p>
         </w:tc>
@@ -926,7 +926,7 @@
                 <w:sz w:val="18"/>
                 <w:szCs w:val="18"/>
               </w:rPr>
-              <w:t xml:space="preserve">Learners annotated their cumulative parabola model with the factored form of the height expression and labelled the two zeros on the horizontal axis, and wrote a Model Update Statement explaining how factorisation connects to predicting the ball's landing point.</w:t>
+              <w:t xml:space="preserve">Cutting the L-shape and rearranging the pieces does not change the area, so a² − b² must equal (a − b)(a + b). This helps explain Mama Wanjiru's plot in Kericho: the area is 100 minus a small square, which hints at why widths on either side of 10 m give equal areas (8 m and 12 m are the same 8 m by 12 m plot turned round) and why 10 m gives the most, 100 m². We still need to learn how to factorise and solve to find widths for a target area without trial and error.</w:t>
             </w:r>
           </w:p>
         </w:tc>
@@ -979,7 +979,7 @@
                 <w:sz w:val="18"/>
                 <w:szCs w:val="18"/>
               </w:rPr>
-              <w:t xml:space="preserve">Squaring the Shamba — Deriving Quadratic Identities Through Area</w:t>
+              <w:t xml:space="preserve">Factorising x² + bx + c: Running the Expansion Backwards to Find the Plot</w:t>
             </w:r>
           </w:p>
         </w:tc>
@@ -1011,7 +1011,7 @@
                 <w:sz w:val="18"/>
                 <w:szCs w:val="18"/>
               </w:rPr>
-              <w:t xml:space="preserve">Learners physically cut and rearranged squared graph-paper pieces representing a Kericho farmer's square shamba, observing that a square of side (a+b) always decomposes into exactly four regions — a², ab, ab, and b² — no matter what values a and b take. They also observed that removing a square corner from a larger square produces an L-shaped area equal to (a+b)(a−b), confirming that a² − b² factors into two binomials.</w:t>
+              <w:t xml:space="preserve">We built rectangles from x² tiles, x strips and unit squares. x² + 8x + 15 made a rectangle with sides (x + 3) and (x + 5). For x² − 20x + 96 we listed the factor pairs of 96 and found that 8 × 12 = 96 and 8 + 12 = 20.</w:t>
             </w:r>
           </w:p>
         </w:tc>
@@ -1043,7 +1043,7 @@
                 <w:sz w:val="18"/>
                 <w:szCs w:val="18"/>
               </w:rPr>
-              <w:t xml:space="preserve">The three standard quadratic identities — (a+b)² = a² + 2ab + b², (a−b)² = a² − 2ab + b², and (a+b)(a−b) = a² − b² — are not arbitrary rules but geometric truths rooted in area. The middle term '2ab' in the perfect square identities represents the two rectangle strips that are always present when a square is partitioned, and its sign depends on whether the side is being extended or reduced. The difference of two squares identity provides a rapid factorisation shortcut for any expression of the form a² − b².</w:t>
+              <w:t xml:space="preserve">To factorise x² + bx + c, find two numbers p and q whose sum is b and whose product is c, then write (x + p)(x + q). Check by expanding. When the sum is negative and the product is positive, both numbers are negative.</w:t>
             </w:r>
           </w:p>
         </w:tc>
@@ -1075,7 +1075,7 @@
                 <w:sz w:val="18"/>
                 <w:szCs w:val="18"/>
               </w:rPr>
-              <w:t xml:space="preserve">The shot put's height expression −x² + 6x can be rewritten using the perfect square identity as −(x−3)² + 9, revealing that the ball reaches a maximum height of 9 metres at a horizontal distance of 3 metres — the turning point of the parabola. This shows that the identities derived from the shamba's area are not separate from the shot put phenomenon: they are tools for reading the hidden structure of the quadratic expression that describes the ball's arc, and they point directly toward the concept of solving quadratic equations (finding where h = 0) in the next lessons.</w:t>
+              <w:t xml:space="preserve">x² − 20x + 96 = (x − 8)(x − 12) because −8 + −12 = −20 and (−8)(−12) = 96. The numbers 8 and 12 are the widths that gave 96 m² on Mama Wanjiru's 40 m fence in Kericho. They add up to 20 m, so the 8 m and 12 m plots are the same 8 m by 12 m rectangle turned round.</w:t>
             </w:r>
           </w:p>
         </w:tc>
@@ -1128,7 +1128,7 @@
                 <w:sz w:val="18"/>
                 <w:szCs w:val="18"/>
               </w:rPr>
-              <w:t xml:space="preserve">Factorising Quadratic Expressions — Unlocking the Hidden Structure of the Curve</w:t>
+              <w:t xml:space="preserve">Factorising ax² + bx + c (a ≠ 1) and Special Cases: Which Method Works Best?</w:t>
             </w:r>
           </w:p>
         </w:tc>
@@ -1160,7 +1160,7 @@
                 <w:sz w:val="18"/>
                 <w:szCs w:val="18"/>
               </w:rPr>
-              <w:t xml:space="preserve">Learners completed a Factorisation Investigation Worksheet in groups of 4, discovering the product-sum rule by filling a structured table and applying it to factor six quadratic expressions — including a Kericho tea-shamba area context. They then verified each factorisation by re-expanding using bracket expansion from Lesson 2. Groups recorded findings on manila sheets for gallery sharing.</w:t>
+              <w:t xml:space="preserve">We built 2x² + 7x + 3 from area tiles (two x² tiles, seven x strips, three unit squares) and found a rectangle with sides (2x + 1) and (x + 3). We also saw that x² + 10x + 25 makes a square and that x² − 100 has no middle term.</w:t>
             </w:r>
           </w:p>
         </w:tc>
@@ -1192,7 +1192,7 @@
                 <w:sz w:val="18"/>
                 <w:szCs w:val="18"/>
               </w:rPr>
-              <w:t xml:space="preserve">Learners learned that every quadratic expression of the form x² + bx + c can be written as a product of two brackets (x + p)(x + q), where p × q = c and p + q = b. They extended this to ax² + bx + c (a &gt; 1) using the split-middle-term and grouping method. Crucially, they discovered that factorising the shot put height model −x² + 6x into −x(x − 6) immediately reveals the two horizontal distances where height = 0 — x = 0 (launch) and x = 6 m (landing) — giving algebraic predictive power over the physical event.</w:t>
+              <w:t xml:space="preserve">To factorise ax² + bx + c with a ≠ 1, find two numbers with product ac and sum b, split the middle term, group, take out common factors, and check by expansion. Perfect squares and differences of two squares are special cases to look for first.</w:t>
             </w:r>
           </w:p>
         </w:tc>
@@ -1224,7 +1224,7 @@
                 <w:sz w:val="18"/>
                 <w:szCs w:val="18"/>
               </w:rPr>
-              <w:t xml:space="preserve">Learners explained that factorisation is the reverse of expansion: it 'un-wraps' a quadratic expression to reveal its hidden bracket structure. They connected this to the anchoring phenomenon by annotating their cumulative parabola models with the factorised form and the two x-intercepts, and wrote 'Before/After' revision notes articulating how factorisation answers the question of where the shot put lands. The Driving Question Board was updated with the insight: 'The factorised form tells us where the ball hits the ground (the zeros/roots of the expression).'</w:t>
+              <w:t xml:space="preserve">Factorising turns an area back into the sides of a rectangle, just as x² − 20x + 96 = (x − 8)(x − 12) gives the widths 8 m and 12 m for Mama Wanjiru's 96 m² plot. Which method is best depends on the expression: a special case, sum and product when a = 1, or grouping or tiles when a ≠ 1. We still need to use the factors to find x, which is the next lesson.</w:t>
             </w:r>
           </w:p>
         </w:tc>
@@ -1277,7 +1277,7 @@
                 <w:sz w:val="18"/>
                 <w:szCs w:val="18"/>
               </w:rPr>
-              <w:t xml:space="preserve">Expanding Products of Two Linear Brackets: Grid/Box Method and FOIL in Kenyan Contexts</w:t>
+              <w:t xml:space="preserve">Two Widths, One Area: Solving Quadratic Equations by Factorisation</w:t>
             </w:r>
           </w:p>
         </w:tc>
@@ -1309,7 +1309,7 @@
                 <w:sz w:val="18"/>
                 <w:szCs w:val="18"/>
               </w:rPr>
-              <w:t xml:space="preserve">Learners observed the teacher work through three fully annotated examples of bracket expansion using both the grid/box method and FOIL in parallel, with Kenyan contexts (Nakuru school garden, Kongowea fish seller, shot-put parabola). They observed that (–x + 6)(x – 1) expands to –x² + 7x – 6 — the algebraic rule for the shot-put's curved path.</w:t>
+              <w:t xml:space="preserve">We saw that x(20 − x) = 96 can be rearranged to x² − 20x + 96 = 0 and factorised as (x − 8)(x − 12) = 0. Substituting x = 8 and x = 12 into x(20 − x) both gave 96 m², while x = 9 did not make the product zero.</w:t>
             </w:r>
           </w:p>
         </w:tc>
@@ -1341,7 +1341,7 @@
                 <w:sz w:val="18"/>
                 <w:szCs w:val="18"/>
               </w:rPr>
-              <w:t xml:space="preserve">Learners learned that the product of two linear expressions (ax + b)(cx + d) always produces a quadratic expression; that the grid/box method organises all four term-products systematically; that FOIL (First, Outer, Inner, Last) provides an equivalent structured procedure; and that like terms must be collected carefully — especially when negative signs are involved — to arrive at the standard form ax² + bx + c.</w:t>
+              <w:t xml:space="preserve">We learned that a quadratic equation is solved by rearranging to zero, factorising and using the zero-product property: if p × q = 0 then p = 0 or q = 0. We also learned to check each solution against the context 0 &lt; x &lt; 20.</w:t>
             </w:r>
           </w:p>
         </w:tc>
@@ -1373,7 +1373,7 @@
                 <w:sz w:val="18"/>
                 <w:szCs w:val="18"/>
               </w:rPr>
-              <w:t xml:space="preserve">Learners explained and corrected common expansion errors (missing middle term, sign errors with negatives, incorrect collection of like terms) through structured pair practice and Error Trap analysis. They updated the class Driving Question Board and cumulative model to show that the shot-put's parabolic height rule h = (–x + 6)(x – 1) is mathematically equivalent to h = –x² + 7x – 6, bringing the class closer to being able to predict where the ball lands.</w:t>
+              <w:t xml:space="preserve">The two solutions x = 8 and x = 12 appear because width + length = 20 m, so if the width is 8 m the length is 12 m and vice versa. They describe the same 8 m by 12 m plot turned round, not two different shapes, which resolves the puzzle in Mama Wanjiru's plot. Our model now includes two solutions that add up to 20.</w:t>
             </w:r>
           </w:p>
         </w:tc>
@@ -1426,7 +1426,7 @@
                 <w:sz w:val="18"/>
                 <w:szCs w:val="18"/>
               </w:rPr>
-              <w:t xml:space="preserve">Forming and Solving Quadratic Equations in Real-Life Situations</w:t>
+              <w:t xml:space="preserve">Forming and Solving Quadratic Equations from Real-Life Situations: Mandazi Tray, Path Around the Shamba and Thrown Ball</w:t>
             </w:r>
           </w:p>
         </w:tc>
@@ -1458,7 +1458,7 @@
                 <w:sz w:val="18"/>
                 <w:szCs w:val="18"/>
               </w:rPr>
-              <w:t xml:space="preserve">Learners observed that setting h = 0 in the shot put equation h = −x² + 6x produces a quadratic equation x² − 6x = 0, and that a real-world area constraint on a Kericho shamba similarly produces x² + 3x − 40 = 0 — demonstrating that the same algebraic structure emerges from very different physical situations.</w:t>
+              <w:t xml:space="preserve">We observed that a worded situation (60 mandazi in x rows and (x + 4) columns; a path of width w around a 12 m by 8 m shamba with total area 140 m²; a ball with h = 20t − 5t²) can be written as an equation and rearranged to zero. We saw that the ball reaches 15 m twice (t = 1 and t = 3), like the 96 m² area appearing at x = 8 and x = 12 on the 40 m fence.</w:t>
             </w:r>
           </w:p>
         </w:tc>
@@ -1490,7 +1490,7 @@
                 <w:sz w:val="18"/>
                 <w:szCs w:val="18"/>
               </w:rPr>
-              <w:t xml:space="preserve">Learners learned to form quadratic equations in standard form from real-life word problems, to solve them by factorisation (common factor and trinomial) and by the quadratic formula, and to interpret both roots in context — rejecting non-physical solutions such as negative lengths. They established that x = 6 m is the landing distance of the shot put and that the shamba dimensions are 5 m × 8 m.</w:t>
+              <w:t xml:space="preserve">We learned the steps: define the variable with units, write the equation, rearrange to ax² + bx + c = 0, factorise, use the zero-product property, then check each root in the situation. The mandazi equation x² + 4x − 60 = 0 gives (x + 10)(x − 6) = 0; the path equation w² + 10w − 11 = 0 gives (w + 11)(w − 1) = 0; the ball equation t² − 4t + 3 = 0 gives (t − 1)(t − 3) = 0.</w:t>
             </w:r>
           </w:p>
         </w:tc>
@@ -1522,7 +1522,7 @@
                 <w:sz w:val="18"/>
                 <w:szCs w:val="18"/>
               </w:rPr>
-              <w:t xml:space="preserve">Learners explained that the parabolic path of the shot put can be decoded algebraically: by setting the height equation equal to zero and solving, we predict exactly where the ball lands before it lands. The quadratic formula provides a universal method when factorisation is not obvious. A solution that is mathematically valid but physically impossible (negative dimension) must be rejected by interpreting the root in real-world context.</w:t>
+              <w:t xml:space="preserve">We can explain that a quadratic equation can have two roots but the context decides which ones are answers: x = −10 rows and w = −11 m are rejected because lengths cannot be negative, so the answers are x = 6 and w = 1, while t = 1 s and t = 3 s are both kept because the ball goes up and comes down. This is why Mama Wanjiru's plot has two valid widths (x = 8 and x = 12, the same 8 m by 12 m plot turned round) but widths above 20 m are impossible.</w:t>
             </w:r>
           </w:p>
         </w:tc>
@@ -1575,7 +1575,7 @@
                 <w:sz w:val="18"/>
                 <w:szCs w:val="18"/>
               </w:rPr>
-              <w:t xml:space="preserve">Final Explanation: Reversing the Expansion — Factorisation, Difference of Two Squares, and the Full Picture of the Parabolic Path</w:t>
+              <w:t xml:space="preserve">Applying and Synthesising: Design a School-Garden Plot and Explain the Maximum</w:t>
             </w:r>
           </w:p>
         </w:tc>
@@ -1607,7 +1607,7 @@
                 <w:sz w:val="18"/>
                 <w:szCs w:val="18"/>
               </w:rPr>
-              <w:t xml:space="preserve">Learners observed that the area expression x²+7x+10 from the tiled courtyard — which they had previously generated by expanding (x+2)(x+5) — could be reversed: starting from the expanded form and recovering the two side-length factors (x+2) and (x+5) by finding a pair of numbers that multiply to 10 and add to 7. Learners also observed that the Kericho shamba's area expression (x+9)(x−9) produced x²−81, and that this 'difference of two squares' structure allowed instant factorisation using the identity (a+b)(a−b) = a²−b². Finally, learners observed that the shot-put height equation h=−x²+6x, when set equal to zero, could be factorised as −x(x−6)=0, yielding x=0 and x=6 — the exact horizontal distances at which the ball is at ground level.</w:t>
+              <w:t xml:space="preserve">We observed that with 40 m of wire the length is 20 − x, so the area is x(20 − x). A target of 84 m² gives x² − 20x + 84 = 0, which gives a 6 m by 14 m plot. A target of 105 m² has no valid width, and the area table never goes above 100 m², reached at x = 10.</w:t>
             </w:r>
           </w:p>
         </w:tc>
@@ -1639,7 +1639,7 @@
                 <w:sz w:val="18"/>
                 <w:szCs w:val="18"/>
               </w:rPr>
-              <w:t xml:space="preserve">Learners learned that factorisation is the reverse of expansion: every quadratic expression that arose from an area context was originally a product of two factors, and algebraic reasoning can recover those factors. They learned three factorisation methods: (1) extracting a common factor, (2) factorising a trinomial x²+bx+c by finding two numbers that multiply to c and sum to b, and (3) applying the difference of two squares identity a²−b²=(a+b)(a−b) as a special, efficient case. They learned that setting a factorised quadratic equation equal to zero and applying the zero-product property yields the roots — the values of the unknown that solve the equation — and that these roots carry real-world meaning: landing distances, shamba dimensions, courtyard side lengths.</w:t>
+              <w:t xml:space="preserve">We learned how to form a quadratic equation from a target area, rearrange it to zero, factorise it, use the zero-product property, and check the solutions against 0 &lt; x &lt; 20. We learned that A = 100 − (x − 10)² shows the area can never exceed 100 m².</w:t>
             </w:r>
           </w:p>
         </w:tc>
@@ -1671,7 +1671,7 @@
                 <w:sz w:val="18"/>
                 <w:szCs w:val="18"/>
               </w:rPr>
-              <w:t xml:space="preserve">The parabolic path of the shot put thrown on sports day in Nairobi is described by a quadratic equation. Quadratic expressions arise naturally from area — whenever two variable lengths are multiplied, the result is a quadratic. Factorisation reverses this process, breaking a quadratic expression back into the two lengths that produced it. When the height equation of the shot put is set to zero and factorised, the roots reveal exactly where the ball meets the ground. The difference of two squares identity is a powerful special case that arises when two lengths differ only in sign — as in the Kericho shamba with sides (x+9) and (x−9). Across all these contexts — a tiled courtyard, a Rift Valley shamba, and an athlete's throw — the same algebraic structure (the quadratic) and the same algebraic tool (factorisation) explain and predict real outcomes. The driving question is fully answered: quadratic expressions and equations are the mathematical language of curved, symmetric, real-world phenomena.</w:t>
+              <w:t xml:space="preserve">Two widths such as 8 m and 12 m, or 6 m and 14 m, give the same area because x and 20 − x describe the same rectangle turned round, so the area is symmetric about x = 10. There is a maximum of 100 m² at x = 10 because a square (x − 10)² cannot be less than 0, so no plot with 40 m of wire can enclose more than 100 m².</w:t>
             </w:r>
           </w:p>
         </w:tc>
@@ -1795,7 +1795,7 @@
         </w:rPr>
         <w:t xml:space="preserve">© 2026 SeaVuria and ARES. This work is licensed under a </w:t>
       </w:r>
-      <w:hyperlink w:history="1" r:id="rIdxgwfnmle0bydcyjzt-jjp">
+      <w:hyperlink w:history="1" r:id="rIdfpqzyiijjstkxdin8qrx4">
         <w:r>
           <w:rPr>
             <w:rFonts w:ascii="Arial" w:cs="Arial" w:eastAsia="Arial" w:hAnsi="Arial"/>
@@ -1815,7 +1815,7 @@
         </w:rPr>
         <w:t xml:space="preserve"> (</w:t>
       </w:r>
-      <w:hyperlink w:history="1" r:id="rId80onswobt8djp3rqiraot">
+      <w:hyperlink w:history="1" r:id="rId2tf2ozdr8j-yyvcfwjb9w">
         <w:r>
           <w:rPr>
             <w:rFonts w:ascii="Arial" w:cs="Arial" w:eastAsia="Arial" w:hAnsi="Arial"/>
@@ -1835,7 +1835,7 @@
         </w:rPr>
         <w:t xml:space="preserve">). To view a copy of this license, visit </w:t>
       </w:r>
-      <w:hyperlink w:history="1" r:id="rIdpjfcsgwo6dmgrdj95_dpt">
+      <w:hyperlink w:history="1" r:id="rIdyxz1k178wpqq_hxrwosg0">
         <w:r>
           <w:rPr>
             <w:rFonts w:ascii="Arial" w:cs="Arial" w:eastAsia="Arial" w:hAnsi="Arial"/>

--- a/data/outputs/v2/Core_Mathematics/SS1.3_Quadratic_Expressions_and_Equations/Core_Mathematics_Quadratic_Expressions_and_Equations_SummaryTable.docx
+++ b/data/outputs/v2/Core_Mathematics/SS1.3_Quadratic_Expressions_and_Equations/Core_Mathematics_Quadratic_Expressions_and_Equations_SummaryTable.docx
@@ -1795,7 +1795,7 @@
         </w:rPr>
         <w:t xml:space="preserve">© 2026 SeaVuria and ARES. This work is licensed under a </w:t>
       </w:r>
-      <w:hyperlink w:history="1" r:id="rIdfpqzyiijjstkxdin8qrx4">
+      <w:hyperlink w:history="1" r:id="rIdntj1da0m_vupo3adgzqbx">
         <w:r>
           <w:rPr>
             <w:rFonts w:ascii="Arial" w:cs="Arial" w:eastAsia="Arial" w:hAnsi="Arial"/>
@@ -1815,7 +1815,7 @@
         </w:rPr>
         <w:t xml:space="preserve"> (</w:t>
       </w:r>
-      <w:hyperlink w:history="1" r:id="rId2tf2ozdr8j-yyvcfwjb9w">
+      <w:hyperlink w:history="1" r:id="rIdcchujelmz6sg_z597p5xs">
         <w:r>
           <w:rPr>
             <w:rFonts w:ascii="Arial" w:cs="Arial" w:eastAsia="Arial" w:hAnsi="Arial"/>
@@ -1835,7 +1835,7 @@
         </w:rPr>
         <w:t xml:space="preserve">). To view a copy of this license, visit </w:t>
       </w:r>
-      <w:hyperlink w:history="1" r:id="rIdyxz1k178wpqq_hxrwosg0">
+      <w:hyperlink w:history="1" r:id="rId2vs2zbyx1k9_th_fx3qow">
         <w:r>
           <w:rPr>
             <w:rFonts w:ascii="Arial" w:cs="Arial" w:eastAsia="Arial" w:hAnsi="Arial"/>

--- a/data/outputs/v2/Core_Mathematics/SS1.3_Quadratic_Expressions_and_Equations/Core_Mathematics_Quadratic_Expressions_and_Equations_SummaryTable.docx
+++ b/data/outputs/v2/Core_Mathematics/SS1.3_Quadratic_Expressions_and_Equations/Core_Mathematics_Quadratic_Expressions_and_Equations_SummaryTable.docx
@@ -4,6 +4,7 @@
   <w:body>
     <w:p>
       <w:pPr>
+        <w:keepNext w:val="false"/>
         <w:spacing w:after="30" w:before="0"/>
         <w:jc w:val="center"/>
       </w:pPr>
@@ -23,6 +24,7 @@
     </w:p>
     <w:p>
       <w:pPr>
+        <w:keepNext w:val="false"/>
         <w:spacing w:after="60" w:before="0"/>
         <w:jc w:val="center"/>
       </w:pPr>
@@ -81,6 +83,7 @@
           </w:tcPr>
           <w:p>
             <w:pPr>
+              <w:keepNext w:val="false"/>
               <w:spacing w:after="40" w:before="0"/>
               <w:jc w:val="center"/>
             </w:pPr>
@@ -115,6 +118,7 @@
           </w:tcPr>
           <w:p>
             <w:pPr>
+              <w:keepNext w:val="false"/>
               <w:spacing w:after="40" w:before="0"/>
               <w:jc w:val="left"/>
             </w:pPr>
@@ -147,6 +151,7 @@
           </w:tcPr>
           <w:p>
             <w:pPr>
+              <w:keepNext w:val="false"/>
               <w:spacing w:after="40" w:before="0"/>
               <w:jc w:val="left"/>
             </w:pPr>
@@ -181,6 +186,7 @@
           </w:tcPr>
           <w:p>
             <w:pPr>
+              <w:keepNext w:val="false"/>
               <w:spacing w:after="40" w:before="0"/>
               <w:jc w:val="left"/>
             </w:pPr>
@@ -213,6 +219,7 @@
           </w:tcPr>
           <w:p>
             <w:pPr>
+              <w:keepNext w:val="false"/>
               <w:spacing w:after="40" w:before="0"/>
               <w:jc w:val="left"/>
             </w:pPr>
@@ -273,6 +280,7 @@
           </w:tcPr>
           <w:p>
             <w:pPr>
+              <w:keepNext w:val="false"/>
               <w:spacing w:after="40" w:before="0"/>
               <w:jc w:val="center"/>
             </w:pPr>
@@ -307,6 +315,7 @@
           </w:tcPr>
           <w:p>
             <w:pPr>
+              <w:keepNext w:val="false"/>
               <w:spacing w:after="40" w:before="0"/>
               <w:jc w:val="left"/>
             </w:pPr>
@@ -369,6 +378,7 @@
           </w:tcPr>
           <w:p>
             <w:pPr>
+              <w:keepNext w:val="false"/>
               <w:spacing w:after="40" w:before="0"/>
               <w:jc w:val="left"/>
             </w:pPr>
@@ -401,6 +411,7 @@
           </w:tcPr>
           <w:p>
             <w:pPr>
+              <w:keepNext w:val="false"/>
               <w:spacing w:after="40" w:before="0"/>
               <w:jc w:val="left"/>
             </w:pPr>
@@ -433,6 +444,7 @@
           </w:tcPr>
           <w:p>
             <w:pPr>
+              <w:keepNext w:val="false"/>
               <w:spacing w:after="40" w:before="0"/>
               <w:jc w:val="left"/>
             </w:pPr>
@@ -465,6 +477,7 @@
           </w:tcPr>
           <w:p>
             <w:pPr>
+              <w:keepNext w:val="false"/>
               <w:spacing w:after="40" w:before="0"/>
               <w:jc w:val="left"/>
             </w:pPr>
@@ -499,6 +512,7 @@
           </w:tcPr>
           <w:p>
             <w:pPr>
+              <w:keepNext w:val="false"/>
               <w:spacing w:after="40" w:before="0"/>
               <w:jc w:val="left"/>
             </w:pPr>
@@ -518,6 +532,7 @@
           </w:p>
           <w:p>
             <w:pPr>
+              <w:keepNext w:val="false"/>
               <w:spacing w:after="40" w:before="0"/>
               <w:jc w:val="left"/>
             </w:pPr>
@@ -550,6 +565,7 @@
           </w:tcPr>
           <w:p>
             <w:pPr>
+              <w:keepNext w:val="false"/>
               <w:spacing w:after="40" w:before="0"/>
               <w:jc w:val="left"/>
             </w:pPr>
@@ -582,6 +598,7 @@
           </w:tcPr>
           <w:p>
             <w:pPr>
+              <w:keepNext w:val="false"/>
               <w:spacing w:after="40" w:before="0"/>
               <w:jc w:val="left"/>
             </w:pPr>
@@ -614,6 +631,7 @@
           </w:tcPr>
           <w:p>
             <w:pPr>
+              <w:keepNext w:val="false"/>
               <w:spacing w:after="40" w:before="0"/>
               <w:jc w:val="left"/>
             </w:pPr>
@@ -648,6 +666,7 @@
           </w:tcPr>
           <w:p>
             <w:pPr>
+              <w:keepNext w:val="false"/>
               <w:spacing w:after="40" w:before="0"/>
               <w:jc w:val="left"/>
             </w:pPr>
@@ -667,6 +686,7 @@
           </w:p>
           <w:p>
             <w:pPr>
+              <w:keepNext w:val="false"/>
               <w:spacing w:after="40" w:before="0"/>
               <w:jc w:val="left"/>
             </w:pPr>
@@ -699,6 +719,7 @@
           </w:tcPr>
           <w:p>
             <w:pPr>
+              <w:keepNext w:val="false"/>
               <w:spacing w:after="40" w:before="0"/>
               <w:jc w:val="left"/>
             </w:pPr>
@@ -731,6 +752,7 @@
           </w:tcPr>
           <w:p>
             <w:pPr>
+              <w:keepNext w:val="false"/>
               <w:spacing w:after="40" w:before="0"/>
               <w:jc w:val="left"/>
             </w:pPr>
@@ -763,6 +785,7 @@
           </w:tcPr>
           <w:p>
             <w:pPr>
+              <w:keepNext w:val="false"/>
               <w:spacing w:after="40" w:before="0"/>
               <w:jc w:val="left"/>
             </w:pPr>
@@ -797,6 +820,7 @@
           </w:tcPr>
           <w:p>
             <w:pPr>
+              <w:keepNext w:val="false"/>
               <w:spacing w:after="40" w:before="0"/>
               <w:jc w:val="left"/>
             </w:pPr>
@@ -816,6 +840,7 @@
           </w:p>
           <w:p>
             <w:pPr>
+              <w:keepNext w:val="false"/>
               <w:spacing w:after="40" w:before="0"/>
               <w:jc w:val="left"/>
             </w:pPr>
@@ -848,6 +873,7 @@
           </w:tcPr>
           <w:p>
             <w:pPr>
+              <w:keepNext w:val="false"/>
               <w:spacing w:after="40" w:before="0"/>
               <w:jc w:val="left"/>
             </w:pPr>
@@ -880,6 +906,7 @@
           </w:tcPr>
           <w:p>
             <w:pPr>
+              <w:keepNext w:val="false"/>
               <w:spacing w:after="40" w:before="0"/>
               <w:jc w:val="left"/>
             </w:pPr>
@@ -912,6 +939,7 @@
           </w:tcPr>
           <w:p>
             <w:pPr>
+              <w:keepNext w:val="false"/>
               <w:spacing w:after="40" w:before="0"/>
               <w:jc w:val="left"/>
             </w:pPr>
@@ -946,6 +974,7 @@
           </w:tcPr>
           <w:p>
             <w:pPr>
+              <w:keepNext w:val="false"/>
               <w:spacing w:after="40" w:before="0"/>
               <w:jc w:val="left"/>
             </w:pPr>
@@ -965,6 +994,7 @@
           </w:p>
           <w:p>
             <w:pPr>
+              <w:keepNext w:val="false"/>
               <w:spacing w:after="40" w:before="0"/>
               <w:jc w:val="left"/>
             </w:pPr>
@@ -997,6 +1027,7 @@
           </w:tcPr>
           <w:p>
             <w:pPr>
+              <w:keepNext w:val="false"/>
               <w:spacing w:after="40" w:before="0"/>
               <w:jc w:val="left"/>
             </w:pPr>
@@ -1029,6 +1060,7 @@
           </w:tcPr>
           <w:p>
             <w:pPr>
+              <w:keepNext w:val="false"/>
               <w:spacing w:after="40" w:before="0"/>
               <w:jc w:val="left"/>
             </w:pPr>
@@ -1061,6 +1093,7 @@
           </w:tcPr>
           <w:p>
             <w:pPr>
+              <w:keepNext w:val="false"/>
               <w:spacing w:after="40" w:before="0"/>
               <w:jc w:val="left"/>
             </w:pPr>
@@ -1095,6 +1128,7 @@
           </w:tcPr>
           <w:p>
             <w:pPr>
+              <w:keepNext w:val="false"/>
               <w:spacing w:after="40" w:before="0"/>
               <w:jc w:val="left"/>
             </w:pPr>
@@ -1114,6 +1148,7 @@
           </w:p>
           <w:p>
             <w:pPr>
+              <w:keepNext w:val="false"/>
               <w:spacing w:after="40" w:before="0"/>
               <w:jc w:val="left"/>
             </w:pPr>
@@ -1146,6 +1181,7 @@
           </w:tcPr>
           <w:p>
             <w:pPr>
+              <w:keepNext w:val="false"/>
               <w:spacing w:after="40" w:before="0"/>
               <w:jc w:val="left"/>
             </w:pPr>
@@ -1178,6 +1214,7 @@
           </w:tcPr>
           <w:p>
             <w:pPr>
+              <w:keepNext w:val="false"/>
               <w:spacing w:after="40" w:before="0"/>
               <w:jc w:val="left"/>
             </w:pPr>
@@ -1210,6 +1247,7 @@
           </w:tcPr>
           <w:p>
             <w:pPr>
+              <w:keepNext w:val="false"/>
               <w:spacing w:after="40" w:before="0"/>
               <w:jc w:val="left"/>
             </w:pPr>
@@ -1244,6 +1282,7 @@
           </w:tcPr>
           <w:p>
             <w:pPr>
+              <w:keepNext w:val="false"/>
               <w:spacing w:after="40" w:before="0"/>
               <w:jc w:val="left"/>
             </w:pPr>
@@ -1263,6 +1302,7 @@
           </w:p>
           <w:p>
             <w:pPr>
+              <w:keepNext w:val="false"/>
               <w:spacing w:after="40" w:before="0"/>
               <w:jc w:val="left"/>
             </w:pPr>
@@ -1295,6 +1335,7 @@
           </w:tcPr>
           <w:p>
             <w:pPr>
+              <w:keepNext w:val="false"/>
               <w:spacing w:after="40" w:before="0"/>
               <w:jc w:val="left"/>
             </w:pPr>
@@ -1327,6 +1368,7 @@
           </w:tcPr>
           <w:p>
             <w:pPr>
+              <w:keepNext w:val="false"/>
               <w:spacing w:after="40" w:before="0"/>
               <w:jc w:val="left"/>
             </w:pPr>
@@ -1359,6 +1401,7 @@
           </w:tcPr>
           <w:p>
             <w:pPr>
+              <w:keepNext w:val="false"/>
               <w:spacing w:after="40" w:before="0"/>
               <w:jc w:val="left"/>
             </w:pPr>
@@ -1393,6 +1436,7 @@
           </w:tcPr>
           <w:p>
             <w:pPr>
+              <w:keepNext w:val="false"/>
               <w:spacing w:after="40" w:before="0"/>
               <w:jc w:val="left"/>
             </w:pPr>
@@ -1412,6 +1456,7 @@
           </w:p>
           <w:p>
             <w:pPr>
+              <w:keepNext w:val="false"/>
               <w:spacing w:after="40" w:before="0"/>
               <w:jc w:val="left"/>
             </w:pPr>
@@ -1444,6 +1489,7 @@
           </w:tcPr>
           <w:p>
             <w:pPr>
+              <w:keepNext w:val="false"/>
               <w:spacing w:after="40" w:before="0"/>
               <w:jc w:val="left"/>
             </w:pPr>
@@ -1476,6 +1522,7 @@
           </w:tcPr>
           <w:p>
             <w:pPr>
+              <w:keepNext w:val="false"/>
               <w:spacing w:after="40" w:before="0"/>
               <w:jc w:val="left"/>
             </w:pPr>
@@ -1508,6 +1555,7 @@
           </w:tcPr>
           <w:p>
             <w:pPr>
+              <w:keepNext w:val="false"/>
               <w:spacing w:after="40" w:before="0"/>
               <w:jc w:val="left"/>
             </w:pPr>
@@ -1542,6 +1590,7 @@
           </w:tcPr>
           <w:p>
             <w:pPr>
+              <w:keepNext w:val="false"/>
               <w:spacing w:after="40" w:before="0"/>
               <w:jc w:val="left"/>
             </w:pPr>
@@ -1561,6 +1610,7 @@
           </w:p>
           <w:p>
             <w:pPr>
+              <w:keepNext w:val="false"/>
               <w:spacing w:after="40" w:before="0"/>
               <w:jc w:val="left"/>
             </w:pPr>
@@ -1593,6 +1643,7 @@
           </w:tcPr>
           <w:p>
             <w:pPr>
+              <w:keepNext w:val="false"/>
               <w:spacing w:after="40" w:before="0"/>
               <w:jc w:val="left"/>
             </w:pPr>
@@ -1625,6 +1676,7 @@
           </w:tcPr>
           <w:p>
             <w:pPr>
+              <w:keepNext w:val="false"/>
               <w:spacing w:after="40" w:before="0"/>
               <w:jc w:val="left"/>
             </w:pPr>
@@ -1657,6 +1709,7 @@
           </w:tcPr>
           <w:p>
             <w:pPr>
+              <w:keepNext w:val="false"/>
               <w:spacing w:after="40" w:before="0"/>
               <w:jc w:val="left"/>
             </w:pPr>
@@ -1795,7 +1848,7 @@
         </w:rPr>
         <w:t xml:space="preserve">© 2026 SeaVuria and ARES. This work is licensed under a </w:t>
       </w:r>
-      <w:hyperlink w:history="1" r:id="rIdntj1da0m_vupo3adgzqbx">
+      <w:hyperlink w:history="1" r:id="rIdo4ssshsl5tcybtbn5nxhh">
         <w:r>
           <w:rPr>
             <w:rFonts w:ascii="Arial" w:cs="Arial" w:eastAsia="Arial" w:hAnsi="Arial"/>
@@ -1815,7 +1868,7 @@
         </w:rPr>
         <w:t xml:space="preserve"> (</w:t>
       </w:r>
-      <w:hyperlink w:history="1" r:id="rIdcchujelmz6sg_z597p5xs">
+      <w:hyperlink w:history="1" r:id="rIdm3s2xfv7tcbdtb4hbwer4">
         <w:r>
           <w:rPr>
             <w:rFonts w:ascii="Arial" w:cs="Arial" w:eastAsia="Arial" w:hAnsi="Arial"/>
@@ -1835,7 +1888,7 @@
         </w:rPr>
         <w:t xml:space="preserve">). To view a copy of this license, visit </w:t>
       </w:r>
-      <w:hyperlink w:history="1" r:id="rId2vs2zbyx1k9_th_fx3qow">
+      <w:hyperlink w:history="1" r:id="rIdcdnmhdqeole8sn1w0rp8q">
         <w:r>
           <w:rPr>
             <w:rFonts w:ascii="Arial" w:cs="Arial" w:eastAsia="Arial" w:hAnsi="Arial"/>

--- a/data/outputs/v2/Core_Mathematics/SS1.3_Quadratic_Expressions_and_Equations/Core_Mathematics_Quadratic_Expressions_and_Equations_SummaryTable.docx
+++ b/data/outputs/v2/Core_Mathematics/SS1.3_Quadratic_Expressions_and_Equations/Core_Mathematics_Quadratic_Expressions_and_Equations_SummaryTable.docx
@@ -1848,7 +1848,7 @@
         </w:rPr>
         <w:t xml:space="preserve">© 2026 SeaVuria and ARES. This work is licensed under a </w:t>
       </w:r>
-      <w:hyperlink w:history="1" r:id="rIdo4ssshsl5tcybtbn5nxhh">
+      <w:hyperlink w:history="1" r:id="rIdoszjiaen2pfdqzzkoaz80">
         <w:r>
           <w:rPr>
             <w:rFonts w:ascii="Arial" w:cs="Arial" w:eastAsia="Arial" w:hAnsi="Arial"/>
@@ -1868,7 +1868,7 @@
         </w:rPr>
         <w:t xml:space="preserve"> (</w:t>
       </w:r>
-      <w:hyperlink w:history="1" r:id="rIdm3s2xfv7tcbdtb4hbwer4">
+      <w:hyperlink w:history="1" r:id="rIdcknswqgyqwdxum54-zuzu">
         <w:r>
           <w:rPr>
             <w:rFonts w:ascii="Arial" w:cs="Arial" w:eastAsia="Arial" w:hAnsi="Arial"/>
@@ -1888,7 +1888,7 @@
         </w:rPr>
         <w:t xml:space="preserve">). To view a copy of this license, visit </w:t>
       </w:r>
-      <w:hyperlink w:history="1" r:id="rIdcdnmhdqeole8sn1w0rp8q">
+      <w:hyperlink w:history="1" r:id="rIdr4gj1sx4aymywnwshvhgk">
         <w:r>
           <w:rPr>
             <w:rFonts w:ascii="Arial" w:cs="Arial" w:eastAsia="Arial" w:hAnsi="Arial"/>
